--- a/J02_LF9/01/vlan_befehle_update.docx
+++ b/J02_LF9/01/vlan_befehle_update.docx
@@ -1,6 +1,6 @@
 
 <file path=word/document.xml><?xml version="1.0" encoding="utf-8"?>
-<w:document xmlns:wpc="http://schemas.microsoft.com/office/word/2010/wordprocessingCanvas" xmlns:cx="http://schemas.microsoft.com/office/drawing/2014/chartex" xmlns:mc="http://schemas.openxmlformats.org/markup-compatibility/2006" xmlns:o="urn:schemas-microsoft-com:office:office" xmlns:r="http://schemas.openxmlformats.org/officeDocument/2006/relationships" xmlns:m="http://schemas.openxmlformats.org/officeDocument/2006/math" xmlns:v="urn:schemas-microsoft-com:vml" xmlns:wp14="http://schemas.microsoft.com/office/word/2010/wordprocessingDrawing" xmlns:wp="http://schemas.openxmlformats.org/drawingml/2006/wordprocessingDrawing" xmlns:w10="urn:schemas-microsoft-com:office:word" xmlns:w="http://schemas.openxmlformats.org/wordprocessingml/2006/main" xmlns:w14="http://schemas.microsoft.com/office/word/2010/wordml" xmlns:w15="http://schemas.microsoft.com/office/word/2012/wordml" xmlns:w16se="http://schemas.microsoft.com/office/word/2015/wordml/symex" xmlns:wpg="http://schemas.microsoft.com/office/word/2010/wordprocessingGroup" xmlns:wpi="http://schemas.microsoft.com/office/word/2010/wordprocessingInk" xmlns:wne="http://schemas.microsoft.com/office/word/2006/wordml" xmlns:wps="http://schemas.microsoft.com/office/word/2010/wordprocessingShape" mc:Ignorable="w14 w15 w16se wp14">
+<w:document xmlns:wpc="http://schemas.microsoft.com/office/word/2010/wordprocessingCanvas" xmlns:cx="http://schemas.microsoft.com/office/drawing/2014/chartex" xmlns:cx1="http://schemas.microsoft.com/office/drawing/2015/9/8/chartex" xmlns:mc="http://schemas.openxmlformats.org/markup-compatibility/2006" xmlns:o="urn:schemas-microsoft-com:office:office" xmlns:r="http://schemas.openxmlformats.org/officeDocument/2006/relationships" xmlns:m="http://schemas.openxmlformats.org/officeDocument/2006/math" xmlns:v="urn:schemas-microsoft-com:vml" xmlns:wp14="http://schemas.microsoft.com/office/word/2010/wordprocessingDrawing" xmlns:wp="http://schemas.openxmlformats.org/drawingml/2006/wordprocessingDrawing" xmlns:w10="urn:schemas-microsoft-com:office:word" xmlns:w="http://schemas.openxmlformats.org/wordprocessingml/2006/main" xmlns:w14="http://schemas.microsoft.com/office/word/2010/wordml" xmlns:w15="http://schemas.microsoft.com/office/word/2012/wordml" xmlns:w16se="http://schemas.microsoft.com/office/word/2015/wordml/symex" xmlns:wpg="http://schemas.microsoft.com/office/word/2010/wordprocessingGroup" xmlns:wpi="http://schemas.microsoft.com/office/word/2010/wordprocessingInk" xmlns:wne="http://schemas.microsoft.com/office/word/2006/wordml" xmlns:wps="http://schemas.microsoft.com/office/word/2010/wordprocessingShape" mc:Ignorable="w14 w15 w16se wp14">
   <w:body>
     <w:p>
       <w:pPr>
@@ -15,6 +15,7 @@
       <w:r>
         <w:rPr>
           <w:noProof/>
+          <w:lang w:val="en-US" w:eastAsia="en-US"/>
         </w:rPr>
         <w:drawing>
           <wp:inline distT="0" distB="0" distL="0" distR="0" wp14:anchorId="17022FD1" wp14:editId="49F12969">
@@ -158,17 +159,8 @@
               <w:suppressLineNumbers/>
             </w:pPr>
             <w:r>
-              <w:t>(</w:t>
-            </w:r>
-            <w:proofErr w:type="spellStart"/>
-            <w:r>
-              <w:t>config</w:t>
-            </w:r>
-            <w:proofErr w:type="spellEnd"/>
-            <w:r>
-              <w:t xml:space="preserve">)# </w:t>
-            </w:r>
-            <w:proofErr w:type="spellStart"/>
+              <w:t xml:space="preserve">(config)# </w:t>
+            </w:r>
             <w:r>
               <w:rPr>
                 <w:b/>
@@ -176,7 +168,6 @@
               </w:rPr>
               <w:t>vlan</w:t>
             </w:r>
-            <w:proofErr w:type="spellEnd"/>
             <w:r>
               <w:t xml:space="preserve"> {</w:t>
             </w:r>
@@ -184,32 +175,16 @@
               <w:rPr>
                 <w:rStyle w:val="Hervorhebung"/>
               </w:rPr>
-              <w:t xml:space="preserve"> </w:t>
-            </w:r>
-            <w:proofErr w:type="spellStart"/>
+              <w:t xml:space="preserve"> vlan-id</w:t>
+            </w:r>
+            <w:r>
+              <w:t xml:space="preserve"> | </w:t>
+            </w:r>
             <w:r>
               <w:rPr>
                 <w:rStyle w:val="Hervorhebung"/>
               </w:rPr>
-              <w:t>vlan-id</w:t>
-            </w:r>
-            <w:proofErr w:type="spellEnd"/>
-            <w:r>
-              <w:t xml:space="preserve"> | </w:t>
-            </w:r>
-            <w:proofErr w:type="spellStart"/>
-            <w:r>
-              <w:rPr>
-                <w:rStyle w:val="Hervorhebung"/>
-              </w:rPr>
-              <w:t>vlan</w:t>
-            </w:r>
-            <w:proofErr w:type="spellEnd"/>
-            <w:r>
-              <w:rPr>
-                <w:rStyle w:val="Hervorhebung"/>
-              </w:rPr>
-              <w:t>-range</w:t>
+              <w:t>vlan-range</w:t>
             </w:r>
             <w:r>
               <w:t xml:space="preserve"> }</w:t>
@@ -235,15 +210,7 @@
                 <w:sz w:val="22"/>
                 <w:szCs w:val="22"/>
               </w:rPr>
-              <w:t>VLAN-</w:t>
-            </w:r>
-            <w:proofErr w:type="spellStart"/>
-            <w:r>
-              <w:rPr>
-                <w:sz w:val="22"/>
-                <w:szCs w:val="22"/>
-              </w:rPr>
-              <w:t>K</w:t>
+              <w:t>VLAN-K</w:t>
             </w:r>
             <w:r>
               <w:rPr>
@@ -257,15 +224,7 @@
                 <w:sz w:val="22"/>
                 <w:szCs w:val="22"/>
               </w:rPr>
-              <w:t>s</w:t>
-            </w:r>
-            <w:proofErr w:type="spellEnd"/>
-            <w:r>
-              <w:rPr>
-                <w:sz w:val="22"/>
-                <w:szCs w:val="22"/>
-              </w:rPr>
-              <w:t>-Modus</w:t>
+              <w:t>s-Modus</w:t>
             </w:r>
             <w:r>
               <w:rPr>
@@ -303,23 +262,9 @@
                 <w:szCs w:val="22"/>
               </w:rPr>
             </w:pPr>
-            <w:proofErr w:type="spellStart"/>
-            <w:r>
-              <w:t>switch</w:t>
-            </w:r>
-            <w:proofErr w:type="spellEnd"/>
-            <w:r>
-              <w:t>(</w:t>
-            </w:r>
-            <w:proofErr w:type="spellStart"/>
-            <w:r>
-              <w:t>config-vlan</w:t>
-            </w:r>
-            <w:proofErr w:type="spellEnd"/>
-            <w:r>
-              <w:t xml:space="preserve">)# </w:t>
-            </w:r>
-            <w:proofErr w:type="spellStart"/>
+            <w:r>
+              <w:t xml:space="preserve">switch(config-vlan)# </w:t>
+            </w:r>
             <w:r>
               <w:rPr>
                 <w:b/>
@@ -327,23 +272,14 @@
               </w:rPr>
               <w:t>name</w:t>
             </w:r>
-            <w:proofErr w:type="spellEnd"/>
             <w:r>
               <w:t xml:space="preserve"> </w:t>
             </w:r>
-            <w:proofErr w:type="spellStart"/>
             <w:r>
               <w:rPr>
                 <w:rStyle w:val="Hervorhebung"/>
               </w:rPr>
-              <w:t>vlan</w:t>
-            </w:r>
-            <w:proofErr w:type="spellEnd"/>
-            <w:r>
-              <w:rPr>
-                <w:rStyle w:val="Hervorhebung"/>
-              </w:rPr>
-              <w:t>-name</w:t>
+              <w:t>vlan-name</w:t>
             </w:r>
           </w:p>
         </w:tc>
@@ -404,34 +340,14 @@
               </w:rPr>
               <w:t xml:space="preserve"># </w:t>
             </w:r>
-            <w:proofErr w:type="spellStart"/>
             <w:r>
               <w:rPr>
                 <w:b/>
                 <w:sz w:val="22"/>
                 <w:szCs w:val="22"/>
               </w:rPr>
-              <w:t>show</w:t>
-            </w:r>
-            <w:proofErr w:type="spellEnd"/>
-            <w:r>
-              <w:rPr>
-                <w:b/>
-                <w:sz w:val="22"/>
-                <w:szCs w:val="22"/>
-              </w:rPr>
-              <w:t xml:space="preserve"> </w:t>
-            </w:r>
-            <w:proofErr w:type="spellStart"/>
-            <w:r>
-              <w:rPr>
-                <w:b/>
-                <w:sz w:val="22"/>
-                <w:szCs w:val="22"/>
-              </w:rPr>
-              <w:t>vlan</w:t>
-            </w:r>
-            <w:proofErr w:type="spellEnd"/>
+              <w:t>show vlan</w:t>
+            </w:r>
           </w:p>
         </w:tc>
         <w:tc>
@@ -489,165 +405,44 @@
                 <w:sz w:val="22"/>
                 <w:szCs w:val="22"/>
               </w:rPr>
-              <w:t>#</w:t>
-            </w:r>
-            <w:proofErr w:type="spellStart"/>
-            <w:r>
-              <w:rPr>
-                <w:sz w:val="22"/>
-                <w:szCs w:val="22"/>
-              </w:rPr>
-              <w:t>conf</w:t>
-            </w:r>
-            <w:proofErr w:type="spellEnd"/>
-            <w:r>
-              <w:rPr>
-                <w:sz w:val="22"/>
-                <w:szCs w:val="22"/>
-              </w:rPr>
-              <w:t xml:space="preserve"> t</w:t>
-            </w:r>
-          </w:p>
-          <w:p>
-            <w:pPr>
-              <w:pStyle w:val="Textkrper"/>
-              <w:keepNext/>
-              <w:suppressLineNumbers/>
-              <w:rPr>
-                <w:sz w:val="22"/>
-                <w:szCs w:val="22"/>
-              </w:rPr>
-            </w:pPr>
-            <w:r>
-              <w:rPr>
-                <w:sz w:val="22"/>
-                <w:szCs w:val="22"/>
-              </w:rPr>
-              <w:t>(</w:t>
-            </w:r>
-            <w:proofErr w:type="spellStart"/>
-            <w:r>
-              <w:rPr>
-                <w:sz w:val="22"/>
-                <w:szCs w:val="22"/>
-              </w:rPr>
-              <w:t>config</w:t>
-            </w:r>
-            <w:proofErr w:type="spellEnd"/>
-            <w:r>
-              <w:rPr>
-                <w:sz w:val="22"/>
-                <w:szCs w:val="22"/>
-              </w:rPr>
-              <w:t xml:space="preserve">)# </w:t>
-            </w:r>
-            <w:proofErr w:type="spellStart"/>
-            <w:r>
-              <w:rPr>
-                <w:sz w:val="22"/>
-                <w:szCs w:val="22"/>
-              </w:rPr>
-              <w:t>interface</w:t>
-            </w:r>
-            <w:proofErr w:type="spellEnd"/>
-            <w:r>
-              <w:rPr>
-                <w:sz w:val="22"/>
-                <w:szCs w:val="22"/>
-              </w:rPr>
-              <w:t xml:space="preserve"> </w:t>
-            </w:r>
-            <w:proofErr w:type="spellStart"/>
-            <w:r>
-              <w:rPr>
-                <w:sz w:val="22"/>
-                <w:szCs w:val="22"/>
-              </w:rPr>
-              <w:t>fastethernet</w:t>
-            </w:r>
-            <w:proofErr w:type="spellEnd"/>
-            <w:r>
-              <w:rPr>
-                <w:sz w:val="22"/>
-                <w:szCs w:val="22"/>
-              </w:rPr>
-              <w:t xml:space="preserve"> 0/2</w:t>
-            </w:r>
-          </w:p>
-          <w:p>
-            <w:pPr>
-              <w:pStyle w:val="Textkrper"/>
-              <w:keepNext/>
-              <w:suppressLineNumbers/>
-              <w:rPr>
-                <w:sz w:val="22"/>
-                <w:szCs w:val="22"/>
-              </w:rPr>
-            </w:pPr>
-            <w:r>
-              <w:rPr>
-                <w:sz w:val="22"/>
-                <w:szCs w:val="22"/>
-              </w:rPr>
-              <w:t>(</w:t>
-            </w:r>
-            <w:proofErr w:type="spellStart"/>
-            <w:r>
-              <w:rPr>
-                <w:sz w:val="22"/>
-                <w:szCs w:val="22"/>
-              </w:rPr>
-              <w:t>config-if</w:t>
-            </w:r>
-            <w:proofErr w:type="spellEnd"/>
-            <w:r>
-              <w:rPr>
-                <w:sz w:val="22"/>
-                <w:szCs w:val="22"/>
-              </w:rPr>
-              <w:t xml:space="preserve">)# </w:t>
-            </w:r>
-            <w:proofErr w:type="spellStart"/>
-            <w:r>
-              <w:rPr>
-                <w:sz w:val="22"/>
-                <w:szCs w:val="22"/>
-              </w:rPr>
-              <w:t>switchport</w:t>
-            </w:r>
-            <w:proofErr w:type="spellEnd"/>
-            <w:r>
-              <w:rPr>
-                <w:sz w:val="22"/>
-                <w:szCs w:val="22"/>
-              </w:rPr>
-              <w:t xml:space="preserve"> </w:t>
-            </w:r>
-            <w:proofErr w:type="spellStart"/>
-            <w:r>
-              <w:rPr>
-                <w:sz w:val="22"/>
-                <w:szCs w:val="22"/>
-              </w:rPr>
-              <w:t>mode</w:t>
-            </w:r>
-            <w:proofErr w:type="spellEnd"/>
-            <w:r>
-              <w:rPr>
-                <w:sz w:val="22"/>
-                <w:szCs w:val="22"/>
-              </w:rPr>
-              <w:t xml:space="preserve"> </w:t>
-            </w:r>
-            <w:proofErr w:type="spellStart"/>
-            <w:r>
-              <w:rPr>
-                <w:sz w:val="22"/>
-                <w:szCs w:val="22"/>
-              </w:rPr>
-              <w:t>access</w:t>
-            </w:r>
-            <w:proofErr w:type="spellEnd"/>
+              <w:t>#conf t</w:t>
+            </w:r>
+          </w:p>
+          <w:p>
+            <w:pPr>
+              <w:pStyle w:val="Textkrper"/>
+              <w:keepNext/>
+              <w:suppressLineNumbers/>
+              <w:rPr>
+                <w:sz w:val="22"/>
+                <w:szCs w:val="22"/>
+              </w:rPr>
+            </w:pPr>
+            <w:r>
+              <w:rPr>
+                <w:sz w:val="22"/>
+                <w:szCs w:val="22"/>
+              </w:rPr>
+              <w:t>(config)# interface fastethernet 0/2</w:t>
+            </w:r>
+          </w:p>
+          <w:p>
+            <w:pPr>
+              <w:pStyle w:val="Textkrper"/>
+              <w:keepNext/>
+              <w:suppressLineNumbers/>
+              <w:rPr>
+                <w:sz w:val="22"/>
+                <w:szCs w:val="22"/>
+              </w:rPr>
+            </w:pPr>
+            <w:r>
+              <w:rPr>
+                <w:sz w:val="22"/>
+                <w:szCs w:val="22"/>
+              </w:rPr>
+              <w:t>(config-if)# switchport mode access</w:t>
+            </w:r>
           </w:p>
           <w:p>
             <w:pPr>
@@ -665,87 +460,7 @@
                 <w:sz w:val="22"/>
                 <w:szCs w:val="22"/>
               </w:rPr>
-              <w:t>(</w:t>
-            </w:r>
-            <w:proofErr w:type="spellStart"/>
-            <w:r>
-              <w:rPr>
-                <w:sz w:val="22"/>
-                <w:szCs w:val="22"/>
-              </w:rPr>
-              <w:t>config-</w:t>
-            </w:r>
-            <w:proofErr w:type="gramStart"/>
-            <w:r>
-              <w:rPr>
-                <w:sz w:val="22"/>
-                <w:szCs w:val="22"/>
-              </w:rPr>
-              <w:t>if</w:t>
-            </w:r>
-            <w:proofErr w:type="spellEnd"/>
-            <w:r>
-              <w:rPr>
-                <w:sz w:val="22"/>
-                <w:szCs w:val="22"/>
-              </w:rPr>
-              <w:t>)#</w:t>
-            </w:r>
-            <w:proofErr w:type="gramEnd"/>
-            <w:r>
-              <w:rPr>
-                <w:sz w:val="22"/>
-                <w:szCs w:val="22"/>
-              </w:rPr>
-              <w:t xml:space="preserve"> </w:t>
-            </w:r>
-            <w:proofErr w:type="spellStart"/>
-            <w:r>
-              <w:rPr>
-                <w:sz w:val="22"/>
-                <w:szCs w:val="22"/>
-              </w:rPr>
-              <w:t>switchport</w:t>
-            </w:r>
-            <w:proofErr w:type="spellEnd"/>
-            <w:r>
-              <w:rPr>
-                <w:sz w:val="22"/>
-                <w:szCs w:val="22"/>
-              </w:rPr>
-              <w:t xml:space="preserve"> </w:t>
-            </w:r>
-            <w:proofErr w:type="spellStart"/>
-            <w:r>
-              <w:rPr>
-                <w:sz w:val="22"/>
-                <w:szCs w:val="22"/>
-              </w:rPr>
-              <w:t>access</w:t>
-            </w:r>
-            <w:proofErr w:type="spellEnd"/>
-            <w:r>
-              <w:rPr>
-                <w:sz w:val="22"/>
-                <w:szCs w:val="22"/>
-              </w:rPr>
-              <w:t xml:space="preserve"> </w:t>
-            </w:r>
-            <w:proofErr w:type="spellStart"/>
-            <w:r>
-              <w:rPr>
-                <w:sz w:val="22"/>
-                <w:szCs w:val="22"/>
-              </w:rPr>
-              <w:t>vlan</w:t>
-            </w:r>
-            <w:proofErr w:type="spellEnd"/>
-            <w:r>
-              <w:rPr>
-                <w:sz w:val="22"/>
-                <w:szCs w:val="22"/>
-              </w:rPr>
-              <w:t xml:space="preserve"> </w:t>
+              <w:t xml:space="preserve">(config-if)# switchport access vlan </w:t>
             </w:r>
             <w:r>
               <w:rPr>
@@ -787,112 +502,32 @@
                 <w:sz w:val="22"/>
                 <w:szCs w:val="22"/>
               </w:rPr>
-              <w:t xml:space="preserve">Zuweisung des Ports </w:t>
-            </w:r>
-            <w:proofErr w:type="spellStart"/>
-            <w:r>
-              <w:rPr>
-                <w:sz w:val="22"/>
-                <w:szCs w:val="22"/>
-              </w:rPr>
-              <w:t>fastethernet</w:t>
-            </w:r>
-            <w:proofErr w:type="spellEnd"/>
-            <w:r>
-              <w:rPr>
-                <w:sz w:val="22"/>
-                <w:szCs w:val="22"/>
-              </w:rPr>
-              <w:t xml:space="preserve"> 0/2 zum VLAN 2.  </w:t>
-            </w:r>
-          </w:p>
-          <w:p>
-            <w:pPr>
-              <w:pStyle w:val="Textkrper"/>
-              <w:keepNext/>
-              <w:suppressLineNumbers/>
-              <w:rPr>
-                <w:sz w:val="22"/>
-                <w:szCs w:val="22"/>
-              </w:rPr>
-            </w:pPr>
-            <w:r>
-              <w:rPr>
-                <w:sz w:val="22"/>
-                <w:szCs w:val="22"/>
-              </w:rPr>
-              <w:t>Beim Befehl „</w:t>
-            </w:r>
-            <w:proofErr w:type="spellStart"/>
-            <w:r>
-              <w:rPr>
-                <w:sz w:val="22"/>
-                <w:szCs w:val="22"/>
-              </w:rPr>
-              <w:t>switchport</w:t>
-            </w:r>
-            <w:proofErr w:type="spellEnd"/>
-            <w:r>
-              <w:rPr>
-                <w:sz w:val="22"/>
-                <w:szCs w:val="22"/>
-              </w:rPr>
-              <w:t xml:space="preserve"> </w:t>
-            </w:r>
-            <w:proofErr w:type="spellStart"/>
-            <w:r>
-              <w:rPr>
-                <w:sz w:val="22"/>
-                <w:szCs w:val="22"/>
-              </w:rPr>
-              <w:t>mode</w:t>
-            </w:r>
-            <w:proofErr w:type="spellEnd"/>
-            <w:r>
-              <w:rPr>
-                <w:sz w:val="22"/>
-                <w:szCs w:val="22"/>
-              </w:rPr>
-              <w:t xml:space="preserve"> </w:t>
-            </w:r>
-            <w:proofErr w:type="spellStart"/>
-            <w:r>
-              <w:rPr>
-                <w:sz w:val="22"/>
-                <w:szCs w:val="22"/>
-              </w:rPr>
-              <w:t>access</w:t>
-            </w:r>
-            <w:proofErr w:type="spellEnd"/>
-            <w:r>
-              <w:rPr>
-                <w:sz w:val="22"/>
-                <w:szCs w:val="22"/>
-              </w:rPr>
-              <w:t xml:space="preserve">“ wird festgelegt, dass der Port nur für ein einziges VLAN </w:t>
-            </w:r>
-            <w:r>
-              <w:rPr>
-                <w:sz w:val="22"/>
-                <w:szCs w:val="22"/>
-              </w:rPr>
-              <w:t xml:space="preserve">(hier </w:t>
-            </w:r>
-            <w:proofErr w:type="gramStart"/>
-            <w:r>
-              <w:rPr>
-                <w:sz w:val="22"/>
-                <w:szCs w:val="22"/>
-              </w:rPr>
-              <w:t>das</w:t>
-            </w:r>
-            <w:proofErr w:type="gramEnd"/>
-            <w:r>
-              <w:rPr>
-                <w:sz w:val="22"/>
-                <w:szCs w:val="22"/>
-              </w:rPr>
-              <w:t xml:space="preserve"> mit der ID2) </w:t>
+              <w:t xml:space="preserve">Zuweisung des Ports fastethernet 0/2 zum VLAN 2.  </w:t>
+            </w:r>
+          </w:p>
+          <w:p>
+            <w:pPr>
+              <w:pStyle w:val="Textkrper"/>
+              <w:keepNext/>
+              <w:suppressLineNumbers/>
+              <w:rPr>
+                <w:sz w:val="22"/>
+                <w:szCs w:val="22"/>
+              </w:rPr>
+            </w:pPr>
+            <w:r>
+              <w:rPr>
+                <w:sz w:val="22"/>
+                <w:szCs w:val="22"/>
+              </w:rPr>
+              <w:t xml:space="preserve">Beim Befehl „switchport mode access“ wird festgelegt, dass der Port nur für ein einziges VLAN </w:t>
+            </w:r>
+            <w:r>
+              <w:rPr>
+                <w:sz w:val="22"/>
+                <w:szCs w:val="22"/>
+              </w:rPr>
+              <w:t xml:space="preserve">(hier das mit der ID2) </w:t>
             </w:r>
             <w:r>
               <w:rPr>
@@ -924,187 +559,43 @@
                 <w:sz w:val="22"/>
                 <w:szCs w:val="22"/>
               </w:rPr>
-              <w:t>#</w:t>
-            </w:r>
-            <w:proofErr w:type="spellStart"/>
-            <w:r>
-              <w:rPr>
-                <w:sz w:val="22"/>
-                <w:szCs w:val="22"/>
-              </w:rPr>
-              <w:t>conf</w:t>
-            </w:r>
-            <w:proofErr w:type="spellEnd"/>
-            <w:r>
-              <w:rPr>
-                <w:sz w:val="22"/>
-                <w:szCs w:val="22"/>
-              </w:rPr>
-              <w:t xml:space="preserve"> t</w:t>
-            </w:r>
-          </w:p>
-          <w:p>
-            <w:pPr>
-              <w:pStyle w:val="Textkrper"/>
-              <w:keepNext/>
-              <w:suppressLineNumbers/>
-              <w:rPr>
-                <w:sz w:val="22"/>
-                <w:szCs w:val="22"/>
-              </w:rPr>
-            </w:pPr>
-            <w:r>
-              <w:rPr>
-                <w:sz w:val="22"/>
-                <w:szCs w:val="22"/>
-              </w:rPr>
-              <w:t>(</w:t>
-            </w:r>
-            <w:proofErr w:type="spellStart"/>
-            <w:r>
-              <w:rPr>
-                <w:sz w:val="22"/>
-                <w:szCs w:val="22"/>
-              </w:rPr>
-              <w:t>config</w:t>
-            </w:r>
-            <w:proofErr w:type="spellEnd"/>
-            <w:r>
-              <w:rPr>
-                <w:sz w:val="22"/>
-                <w:szCs w:val="22"/>
-              </w:rPr>
-              <w:t xml:space="preserve">)# </w:t>
-            </w:r>
-            <w:proofErr w:type="spellStart"/>
-            <w:r>
-              <w:rPr>
-                <w:sz w:val="22"/>
-                <w:szCs w:val="22"/>
-              </w:rPr>
-              <w:t>interface</w:t>
-            </w:r>
-            <w:proofErr w:type="spellEnd"/>
-            <w:r>
-              <w:rPr>
-                <w:sz w:val="22"/>
-                <w:szCs w:val="22"/>
-              </w:rPr>
-              <w:t xml:space="preserve"> </w:t>
-            </w:r>
-            <w:proofErr w:type="spellStart"/>
-            <w:r>
-              <w:rPr>
-                <w:sz w:val="22"/>
-                <w:szCs w:val="22"/>
-              </w:rPr>
-              <w:t>fastethernet</w:t>
-            </w:r>
-            <w:proofErr w:type="spellEnd"/>
-            <w:r>
-              <w:rPr>
-                <w:sz w:val="22"/>
-                <w:szCs w:val="22"/>
-              </w:rPr>
-              <w:t xml:space="preserve"> 0/4</w:t>
-            </w:r>
-          </w:p>
-          <w:p>
-            <w:pPr>
-              <w:pStyle w:val="Textkrper"/>
-              <w:keepNext/>
-              <w:suppressLineNumbers/>
-              <w:rPr>
-                <w:sz w:val="22"/>
-                <w:szCs w:val="22"/>
-              </w:rPr>
-            </w:pPr>
-            <w:r>
-              <w:rPr>
-                <w:sz w:val="22"/>
-                <w:szCs w:val="22"/>
-              </w:rPr>
-              <w:t>(</w:t>
-            </w:r>
-            <w:proofErr w:type="spellStart"/>
-            <w:r>
-              <w:rPr>
-                <w:sz w:val="22"/>
-                <w:szCs w:val="22"/>
-              </w:rPr>
-              <w:t>config</w:t>
-            </w:r>
-            <w:proofErr w:type="spellEnd"/>
-            <w:r>
-              <w:rPr>
-                <w:sz w:val="22"/>
-                <w:szCs w:val="22"/>
-              </w:rPr>
-              <w:t xml:space="preserve">)# </w:t>
-            </w:r>
-            <w:proofErr w:type="spellStart"/>
-            <w:r>
-              <w:rPr>
-                <w:sz w:val="22"/>
-                <w:szCs w:val="22"/>
-              </w:rPr>
-              <w:t>no</w:t>
-            </w:r>
-            <w:proofErr w:type="spellEnd"/>
-            <w:r>
-              <w:rPr>
-                <w:sz w:val="22"/>
-                <w:szCs w:val="22"/>
-              </w:rPr>
-              <w:t xml:space="preserve"> </w:t>
-            </w:r>
-            <w:proofErr w:type="spellStart"/>
-            <w:r>
-              <w:rPr>
-                <w:sz w:val="22"/>
-                <w:szCs w:val="22"/>
-              </w:rPr>
-              <w:t>switchport</w:t>
-            </w:r>
-            <w:proofErr w:type="spellEnd"/>
-            <w:r>
-              <w:rPr>
-                <w:sz w:val="22"/>
-                <w:szCs w:val="22"/>
-              </w:rPr>
-              <w:t xml:space="preserve"> </w:t>
-            </w:r>
-            <w:proofErr w:type="spellStart"/>
-            <w:r>
-              <w:rPr>
-                <w:sz w:val="22"/>
-                <w:szCs w:val="22"/>
-              </w:rPr>
-              <w:t>access</w:t>
-            </w:r>
-            <w:proofErr w:type="spellEnd"/>
-            <w:r>
-              <w:rPr>
-                <w:sz w:val="22"/>
-                <w:szCs w:val="22"/>
-              </w:rPr>
-              <w:t xml:space="preserve"> </w:t>
-            </w:r>
-            <w:proofErr w:type="spellStart"/>
-            <w:r>
-              <w:rPr>
-                <w:sz w:val="22"/>
-                <w:szCs w:val="22"/>
-              </w:rPr>
-              <w:t>vlan</w:t>
-            </w:r>
-            <w:proofErr w:type="spellEnd"/>
-            <w:r>
-              <w:rPr>
-                <w:sz w:val="22"/>
-                <w:szCs w:val="22"/>
-              </w:rPr>
-              <w:t xml:space="preserve"> 2</w:t>
+              <w:t>#conf t</w:t>
+            </w:r>
+          </w:p>
+          <w:p>
+            <w:pPr>
+              <w:pStyle w:val="Textkrper"/>
+              <w:keepNext/>
+              <w:suppressLineNumbers/>
+              <w:rPr>
+                <w:sz w:val="22"/>
+                <w:szCs w:val="22"/>
+              </w:rPr>
+            </w:pPr>
+            <w:r>
+              <w:rPr>
+                <w:sz w:val="22"/>
+                <w:szCs w:val="22"/>
+              </w:rPr>
+              <w:t>(config)# interface fastethernet 0/4</w:t>
+            </w:r>
+          </w:p>
+          <w:p>
+            <w:pPr>
+              <w:pStyle w:val="Textkrper"/>
+              <w:keepNext/>
+              <w:suppressLineNumbers/>
+              <w:rPr>
+                <w:sz w:val="22"/>
+                <w:szCs w:val="22"/>
+              </w:rPr>
+            </w:pPr>
+            <w:r>
+              <w:rPr>
+                <w:sz w:val="22"/>
+                <w:szCs w:val="22"/>
+              </w:rPr>
+              <w:t>(config)# no switchport access vlan 2</w:t>
             </w:r>
           </w:p>
           <w:p>
@@ -1163,55 +654,14 @@
                 <w:sz w:val="22"/>
                 <w:szCs w:val="22"/>
               </w:rPr>
-              <w:t>(</w:t>
-            </w:r>
-            <w:proofErr w:type="spellStart"/>
-            <w:r>
-              <w:rPr>
-                <w:sz w:val="22"/>
-                <w:szCs w:val="22"/>
-              </w:rPr>
-              <w:t>conf</w:t>
-            </w:r>
-            <w:proofErr w:type="spellEnd"/>
-            <w:r>
-              <w:rPr>
-                <w:sz w:val="22"/>
-                <w:szCs w:val="22"/>
-              </w:rPr>
-              <w:t xml:space="preserve">)# </w:t>
-            </w:r>
-            <w:proofErr w:type="spellStart"/>
-            <w:r>
-              <w:rPr>
-                <w:sz w:val="22"/>
-                <w:szCs w:val="22"/>
-              </w:rPr>
-              <w:t>no</w:t>
-            </w:r>
-            <w:proofErr w:type="spellEnd"/>
-            <w:r>
-              <w:rPr>
-                <w:sz w:val="22"/>
-                <w:szCs w:val="22"/>
-              </w:rPr>
-              <w:t xml:space="preserve"> </w:t>
-            </w:r>
-            <w:proofErr w:type="spellStart"/>
-            <w:r>
-              <w:rPr>
-                <w:sz w:val="22"/>
-                <w:szCs w:val="22"/>
-              </w:rPr>
-              <w:t>vlan</w:t>
-            </w:r>
-            <w:proofErr w:type="spellEnd"/>
-            <w:r>
-              <w:rPr>
-                <w:sz w:val="22"/>
-                <w:szCs w:val="22"/>
-              </w:rPr>
-              <w:t xml:space="preserve"> 3</w:t>
+              <w:t>(conf</w:t>
+            </w:r>
+            <w:r>
+              <w:rPr>
+                <w:sz w:val="22"/>
+                <w:szCs w:val="22"/>
+              </w:rPr>
+              <w:t>)# no vlan 3</w:t>
             </w:r>
           </w:p>
           <w:p>
@@ -1336,23 +786,7 @@
                 <w:sz w:val="22"/>
                 <w:szCs w:val="22"/>
               </w:rPr>
-              <w:t xml:space="preserve"> Protokoll 802.1q auf </w:t>
-            </w:r>
-            <w:proofErr w:type="spellStart"/>
-            <w:r>
-              <w:rPr>
-                <w:sz w:val="22"/>
-                <w:szCs w:val="22"/>
-              </w:rPr>
-              <w:t>switch</w:t>
-            </w:r>
-            <w:proofErr w:type="spellEnd"/>
-            <w:r>
-              <w:rPr>
-                <w:sz w:val="22"/>
-                <w:szCs w:val="22"/>
-              </w:rPr>
-              <w:t xml:space="preserve"> 296</w:t>
+              <w:t xml:space="preserve"> Protokoll 802.1q auf switch 296</w:t>
             </w:r>
             <w:r>
               <w:rPr>
@@ -1379,216 +813,52 @@
                 <w:szCs w:val="22"/>
               </w:rPr>
             </w:pPr>
-            <w:proofErr w:type="spellStart"/>
-            <w:r>
-              <w:rPr>
-                <w:sz w:val="22"/>
-                <w:szCs w:val="22"/>
-              </w:rPr>
-              <w:t>SwitchA</w:t>
-            </w:r>
-            <w:proofErr w:type="spellEnd"/>
-            <w:r>
-              <w:rPr>
-                <w:sz w:val="22"/>
-                <w:szCs w:val="22"/>
-              </w:rPr>
-              <w:t>(</w:t>
-            </w:r>
-            <w:proofErr w:type="spellStart"/>
-            <w:r>
-              <w:rPr>
-                <w:sz w:val="22"/>
-                <w:szCs w:val="22"/>
-              </w:rPr>
-              <w:t>config</w:t>
-            </w:r>
-            <w:proofErr w:type="spellEnd"/>
-            <w:r>
-              <w:rPr>
-                <w:sz w:val="22"/>
-                <w:szCs w:val="22"/>
-              </w:rPr>
-              <w:t xml:space="preserve">)# </w:t>
-            </w:r>
-            <w:proofErr w:type="spellStart"/>
-            <w:r>
-              <w:rPr>
-                <w:sz w:val="22"/>
-                <w:szCs w:val="22"/>
-              </w:rPr>
-              <w:t>interface</w:t>
-            </w:r>
-            <w:proofErr w:type="spellEnd"/>
-            <w:r>
-              <w:rPr>
-                <w:sz w:val="22"/>
-                <w:szCs w:val="22"/>
-              </w:rPr>
-              <w:t xml:space="preserve"> </w:t>
-            </w:r>
-            <w:proofErr w:type="spellStart"/>
-            <w:r>
-              <w:rPr>
-                <w:sz w:val="22"/>
-                <w:szCs w:val="22"/>
-              </w:rPr>
-              <w:t>fastethernet</w:t>
-            </w:r>
-            <w:proofErr w:type="spellEnd"/>
-            <w:r>
-              <w:rPr>
-                <w:sz w:val="22"/>
-                <w:szCs w:val="22"/>
-              </w:rPr>
-              <w:t xml:space="preserve"> 0/1</w:t>
-            </w:r>
-          </w:p>
-          <w:p>
-            <w:pPr>
-              <w:pStyle w:val="Textkrper"/>
-              <w:keepNext/>
-              <w:suppressLineNumbers/>
-              <w:rPr>
-                <w:sz w:val="22"/>
-                <w:szCs w:val="22"/>
-              </w:rPr>
-            </w:pPr>
-            <w:r>
-              <w:rPr>
-                <w:sz w:val="22"/>
-                <w:szCs w:val="22"/>
-              </w:rPr>
-              <w:t>(</w:t>
-            </w:r>
-            <w:proofErr w:type="spellStart"/>
-            <w:r>
-              <w:rPr>
-                <w:sz w:val="22"/>
-                <w:szCs w:val="22"/>
-              </w:rPr>
-              <w:t>config-</w:t>
-            </w:r>
-            <w:proofErr w:type="gramStart"/>
-            <w:r>
-              <w:rPr>
-                <w:sz w:val="22"/>
-                <w:szCs w:val="22"/>
-              </w:rPr>
-              <w:t>if</w:t>
-            </w:r>
-            <w:proofErr w:type="spellEnd"/>
-            <w:r>
-              <w:rPr>
-                <w:sz w:val="22"/>
-                <w:szCs w:val="22"/>
-              </w:rPr>
-              <w:t>)#</w:t>
-            </w:r>
-            <w:proofErr w:type="gramEnd"/>
-            <w:r>
-              <w:rPr>
-                <w:sz w:val="22"/>
-                <w:szCs w:val="22"/>
-              </w:rPr>
-              <w:t xml:space="preserve"> </w:t>
-            </w:r>
-            <w:proofErr w:type="spellStart"/>
-            <w:r>
-              <w:rPr>
-                <w:sz w:val="22"/>
-                <w:szCs w:val="22"/>
-              </w:rPr>
-              <w:t>switchport</w:t>
-            </w:r>
-            <w:proofErr w:type="spellEnd"/>
-            <w:r>
-              <w:rPr>
-                <w:sz w:val="22"/>
-                <w:szCs w:val="22"/>
-              </w:rPr>
-              <w:t xml:space="preserve"> </w:t>
-            </w:r>
-            <w:proofErr w:type="spellStart"/>
-            <w:r>
-              <w:rPr>
-                <w:sz w:val="22"/>
-                <w:szCs w:val="22"/>
-              </w:rPr>
-              <w:t>encapsulation</w:t>
-            </w:r>
-            <w:proofErr w:type="spellEnd"/>
-            <w:r>
-              <w:rPr>
-                <w:sz w:val="22"/>
-                <w:szCs w:val="22"/>
-              </w:rPr>
-              <w:t xml:space="preserve"> dot1q </w:t>
-            </w:r>
-            <w:r>
-              <w:rPr>
-                <w:sz w:val="22"/>
-                <w:szCs w:val="22"/>
-              </w:rPr>
-              <w:t>(</w:t>
-            </w:r>
-            <w:proofErr w:type="spellStart"/>
-            <w:r>
-              <w:rPr>
-                <w:sz w:val="22"/>
-                <w:szCs w:val="22"/>
-              </w:rPr>
-              <w:t>config-if</w:t>
-            </w:r>
-            <w:proofErr w:type="spellEnd"/>
-            <w:r>
-              <w:rPr>
-                <w:sz w:val="22"/>
-                <w:szCs w:val="22"/>
-              </w:rPr>
-              <w:t xml:space="preserve">)# </w:t>
-            </w:r>
-            <w:proofErr w:type="spellStart"/>
-            <w:r>
-              <w:rPr>
-                <w:sz w:val="22"/>
-                <w:szCs w:val="22"/>
-              </w:rPr>
-              <w:t>switchport</w:t>
-            </w:r>
-            <w:proofErr w:type="spellEnd"/>
-            <w:r>
-              <w:rPr>
-                <w:sz w:val="22"/>
-                <w:szCs w:val="22"/>
-              </w:rPr>
-              <w:t xml:space="preserve"> </w:t>
-            </w:r>
-            <w:proofErr w:type="spellStart"/>
-            <w:r>
-              <w:rPr>
-                <w:sz w:val="22"/>
-                <w:szCs w:val="22"/>
-              </w:rPr>
-              <w:t>mode</w:t>
-            </w:r>
-            <w:proofErr w:type="spellEnd"/>
-            <w:r>
-              <w:rPr>
-                <w:sz w:val="22"/>
-                <w:szCs w:val="22"/>
-              </w:rPr>
-              <w:t xml:space="preserve"> </w:t>
-            </w:r>
-            <w:proofErr w:type="spellStart"/>
-            <w:r>
-              <w:rPr>
-                <w:sz w:val="22"/>
-                <w:szCs w:val="22"/>
-              </w:rPr>
-              <w:t>trunk</w:t>
-            </w:r>
-            <w:proofErr w:type="spellEnd"/>
+            <w:r>
+              <w:rPr>
+                <w:sz w:val="22"/>
+                <w:szCs w:val="22"/>
+              </w:rPr>
+              <w:t>SwitchA(config)# interface fastethernet 0/1</w:t>
+            </w:r>
+          </w:p>
+          <w:p>
+            <w:pPr>
+              <w:pStyle w:val="Textkrper"/>
+              <w:keepNext/>
+              <w:suppressLineNumbers/>
+              <w:rPr>
+                <w:sz w:val="22"/>
+                <w:szCs w:val="22"/>
+              </w:rPr>
+            </w:pPr>
+            <w:r>
+              <w:rPr>
+                <w:sz w:val="22"/>
+                <w:szCs w:val="22"/>
+              </w:rPr>
+              <w:t xml:space="preserve">(config-if)# </w:t>
+            </w:r>
+            <w:r>
+              <w:rPr>
+                <w:sz w:val="22"/>
+                <w:szCs w:val="22"/>
+              </w:rPr>
+              <w:t xml:space="preserve">switchport encapsulation dot1q </w:t>
+            </w:r>
+            <w:r>
+              <w:rPr>
+                <w:sz w:val="22"/>
+                <w:szCs w:val="22"/>
+              </w:rPr>
+              <w:t xml:space="preserve">(config-if)# </w:t>
+            </w:r>
+            <w:r>
+              <w:rPr>
+                <w:sz w:val="22"/>
+                <w:szCs w:val="22"/>
+              </w:rPr>
+              <w:t>switchport mode trunk</w:t>
+            </w:r>
           </w:p>
           <w:p>
             <w:pPr>
@@ -1657,55 +927,7 @@
                 <w:sz w:val="22"/>
                 <w:szCs w:val="22"/>
               </w:rPr>
-              <w:t xml:space="preserve">: # </w:t>
-            </w:r>
-            <w:proofErr w:type="spellStart"/>
-            <w:r>
-              <w:rPr>
-                <w:sz w:val="22"/>
-                <w:szCs w:val="22"/>
-              </w:rPr>
-              <w:t>switchport</w:t>
-            </w:r>
-            <w:proofErr w:type="spellEnd"/>
-            <w:r>
-              <w:rPr>
-                <w:sz w:val="22"/>
-                <w:szCs w:val="22"/>
-              </w:rPr>
-              <w:t xml:space="preserve"> </w:t>
-            </w:r>
-            <w:proofErr w:type="spellStart"/>
-            <w:r>
-              <w:rPr>
-                <w:sz w:val="22"/>
-                <w:szCs w:val="22"/>
-              </w:rPr>
-              <w:t>trunk</w:t>
-            </w:r>
-            <w:proofErr w:type="spellEnd"/>
-            <w:r>
-              <w:rPr>
-                <w:sz w:val="22"/>
-                <w:szCs w:val="22"/>
-              </w:rPr>
-              <w:t xml:space="preserve"> </w:t>
-            </w:r>
-            <w:proofErr w:type="spellStart"/>
-            <w:r>
-              <w:rPr>
-                <w:sz w:val="22"/>
-                <w:szCs w:val="22"/>
-              </w:rPr>
-              <w:t>encapsulation</w:t>
-            </w:r>
-            <w:proofErr w:type="spellEnd"/>
-            <w:r>
-              <w:rPr>
-                <w:sz w:val="22"/>
-                <w:szCs w:val="22"/>
-              </w:rPr>
-              <w:t xml:space="preserve"> dot1q</w:t>
+              <w:t>: # switchport trunk encapsulation dot1q</w:t>
             </w:r>
           </w:p>
           <w:p>
@@ -1748,26 +970,8 @@
                 <w:sz w:val="22"/>
                 <w:szCs w:val="22"/>
               </w:rPr>
-              <w:t xml:space="preserve">funktioniert die Umstellung auf den </w:t>
-            </w:r>
-            <w:proofErr w:type="spellStart"/>
-            <w:r>
-              <w:rPr>
-                <w:sz w:val="22"/>
-                <w:szCs w:val="22"/>
-              </w:rPr>
-              <w:t>encapsulation</w:t>
-            </w:r>
-            <w:proofErr w:type="spellEnd"/>
-            <w:r>
-              <w:rPr>
-                <w:sz w:val="22"/>
-                <w:szCs w:val="22"/>
-              </w:rPr>
-              <w:t xml:space="preserve"> Mode nicht. Default ist hier dot1q.</w:t>
-            </w:r>
-            <w:bookmarkStart w:id="0" w:name="_GoBack"/>
-            <w:bookmarkEnd w:id="0"/>
+              <w:t>funktioniert die Umstellung auf den encapsulation Mode nicht. Default ist hier dot1q.</w:t>
+            </w:r>
           </w:p>
         </w:tc>
       </w:tr>
@@ -1791,65 +995,8 @@
                 <w:sz w:val="22"/>
                 <w:szCs w:val="22"/>
               </w:rPr>
-              <w:t>#</w:t>
-            </w:r>
-            <w:proofErr w:type="spellStart"/>
-            <w:r>
-              <w:rPr>
-                <w:sz w:val="22"/>
-                <w:szCs w:val="22"/>
-              </w:rPr>
-              <w:t>show</w:t>
-            </w:r>
-            <w:proofErr w:type="spellEnd"/>
-            <w:r>
-              <w:rPr>
-                <w:sz w:val="22"/>
-                <w:szCs w:val="22"/>
-              </w:rPr>
-              <w:t xml:space="preserve"> </w:t>
-            </w:r>
-            <w:proofErr w:type="spellStart"/>
-            <w:r>
-              <w:rPr>
-                <w:sz w:val="22"/>
-                <w:szCs w:val="22"/>
-              </w:rPr>
-              <w:t>interface</w:t>
-            </w:r>
-            <w:proofErr w:type="spellEnd"/>
-            <w:r>
-              <w:rPr>
-                <w:sz w:val="22"/>
-                <w:szCs w:val="22"/>
-              </w:rPr>
-              <w:t xml:space="preserve"> </w:t>
-            </w:r>
-            <w:proofErr w:type="spellStart"/>
-            <w:r>
-              <w:rPr>
-                <w:sz w:val="22"/>
-                <w:szCs w:val="22"/>
-              </w:rPr>
-              <w:t>fastethernet</w:t>
-            </w:r>
-            <w:proofErr w:type="spellEnd"/>
-            <w:r>
-              <w:rPr>
-                <w:sz w:val="22"/>
-                <w:szCs w:val="22"/>
-              </w:rPr>
-              <w:t xml:space="preserve"> 0/1 </w:t>
-            </w:r>
-            <w:proofErr w:type="spellStart"/>
-            <w:r>
-              <w:rPr>
-                <w:sz w:val="22"/>
-                <w:szCs w:val="22"/>
-              </w:rPr>
-              <w:t>switchport</w:t>
-            </w:r>
-            <w:proofErr w:type="spellEnd"/>
+              <w:t>#show interface fastethernet 0/1 switchport</w:t>
+            </w:r>
           </w:p>
         </w:tc>
         <w:tc>
@@ -1928,24 +1075,7 @@
           <w:sz w:val="22"/>
           <w:szCs w:val="22"/>
         </w:rPr>
-        <w:lastRenderedPageBreak/>
-        <w:t xml:space="preserve">VLAN-Konfiguration </w:t>
-      </w:r>
-      <w:proofErr w:type="gramStart"/>
-      <w:r>
-        <w:rPr>
-          <w:sz w:val="22"/>
-          <w:szCs w:val="22"/>
-        </w:rPr>
-        <w:t>zurück setzen</w:t>
-      </w:r>
-      <w:proofErr w:type="gramEnd"/>
-      <w:r>
-        <w:rPr>
-          <w:sz w:val="22"/>
-          <w:szCs w:val="22"/>
-        </w:rPr>
-        <w:t>:</w:t>
+        <w:t>VLAN-Konfiguration zurück setzen:</w:t>
       </w:r>
     </w:p>
     <w:tbl>
@@ -2015,23 +1145,13 @@
               </w:rPr>
               <w:t xml:space="preserve"># </w:t>
             </w:r>
-            <w:proofErr w:type="spellStart"/>
             <w:r>
               <w:rPr>
                 <w:b/>
                 <w:sz w:val="22"/>
                 <w:szCs w:val="22"/>
               </w:rPr>
-              <w:t>delete</w:t>
-            </w:r>
-            <w:proofErr w:type="spellEnd"/>
-            <w:r>
-              <w:rPr>
-                <w:b/>
-                <w:sz w:val="22"/>
-                <w:szCs w:val="22"/>
-              </w:rPr>
-              <w:t xml:space="preserve"> vlan.dat</w:t>
+              <w:t>delete vlan.dat</w:t>
             </w:r>
             <w:r>
               <w:rPr>
@@ -2056,39 +1176,7 @@
                 <w:sz w:val="22"/>
                 <w:szCs w:val="22"/>
               </w:rPr>
-              <w:t xml:space="preserve"># </w:t>
-            </w:r>
-            <w:proofErr w:type="spellStart"/>
-            <w:r>
-              <w:rPr>
-                <w:sz w:val="22"/>
-                <w:szCs w:val="22"/>
-              </w:rPr>
-              <w:t>delete</w:t>
-            </w:r>
-            <w:proofErr w:type="spellEnd"/>
-            <w:r>
-              <w:rPr>
-                <w:sz w:val="22"/>
-                <w:szCs w:val="22"/>
-              </w:rPr>
-              <w:t xml:space="preserve"> </w:t>
-            </w:r>
-            <w:proofErr w:type="spellStart"/>
-            <w:r>
-              <w:rPr>
-                <w:sz w:val="22"/>
-                <w:szCs w:val="22"/>
-              </w:rPr>
-              <w:t>flash</w:t>
-            </w:r>
-            <w:proofErr w:type="spellEnd"/>
-            <w:r>
-              <w:rPr>
-                <w:sz w:val="22"/>
-                <w:szCs w:val="22"/>
-              </w:rPr>
-              <w:t>: vlan.dat</w:t>
+              <w:t># delete flash: vlan.dat</w:t>
             </w:r>
           </w:p>
           <w:p>
@@ -2147,60 +1235,26 @@
                 <w:sz w:val="22"/>
                 <w:szCs w:val="22"/>
               </w:rPr>
-              <w:t xml:space="preserve"># </w:t>
-            </w:r>
-            <w:proofErr w:type="spellStart"/>
-            <w:r>
-              <w:rPr>
-                <w:sz w:val="22"/>
-                <w:szCs w:val="22"/>
-              </w:rPr>
-              <w:t>erase</w:t>
-            </w:r>
-            <w:proofErr w:type="spellEnd"/>
-            <w:r>
-              <w:rPr>
-                <w:sz w:val="22"/>
-                <w:szCs w:val="22"/>
-              </w:rPr>
-              <w:t xml:space="preserve"> </w:t>
-            </w:r>
-            <w:proofErr w:type="spellStart"/>
-            <w:r>
-              <w:rPr>
-                <w:sz w:val="22"/>
-                <w:szCs w:val="22"/>
-              </w:rPr>
-              <w:t>startup-config</w:t>
-            </w:r>
-            <w:proofErr w:type="spellEnd"/>
-          </w:p>
-          <w:p>
-            <w:pPr>
-              <w:pStyle w:val="Textkrper"/>
-              <w:keepNext/>
-              <w:suppressLineNumbers/>
-              <w:rPr>
-                <w:sz w:val="22"/>
-                <w:szCs w:val="22"/>
-              </w:rPr>
-            </w:pPr>
-            <w:r>
-              <w:rPr>
-                <w:sz w:val="22"/>
-                <w:szCs w:val="22"/>
-              </w:rPr>
-              <w:t xml:space="preserve"># </w:t>
-            </w:r>
-            <w:proofErr w:type="spellStart"/>
-            <w:r>
-              <w:rPr>
-                <w:sz w:val="22"/>
-                <w:szCs w:val="22"/>
-              </w:rPr>
-              <w:t>reload</w:t>
-            </w:r>
-            <w:proofErr w:type="spellEnd"/>
+              <w:t># erase startup-config</w:t>
+            </w:r>
+          </w:p>
+          <w:p>
+            <w:pPr>
+              <w:pStyle w:val="Textkrper"/>
+              <w:keepNext/>
+              <w:suppressLineNumbers/>
+              <w:rPr>
+                <w:sz w:val="22"/>
+                <w:szCs w:val="22"/>
+              </w:rPr>
+            </w:pPr>
+            <w:r>
+              <w:rPr>
+                <w:sz w:val="22"/>
+                <w:szCs w:val="22"/>
+              </w:rPr>
+              <w:t># reload</w:t>
+            </w:r>
           </w:p>
           <w:p>
             <w:pPr>
@@ -2379,71 +1433,27 @@
                 <w:szCs w:val="22"/>
               </w:rPr>
             </w:pPr>
-            <w:proofErr w:type="spellStart"/>
-            <w:r>
-              <w:rPr>
-                <w:sz w:val="22"/>
-                <w:szCs w:val="22"/>
-              </w:rPr>
-              <w:t>switch</w:t>
-            </w:r>
-            <w:proofErr w:type="spellEnd"/>
-            <w:r>
-              <w:rPr>
-                <w:sz w:val="22"/>
-                <w:szCs w:val="22"/>
-              </w:rPr>
-              <w:t>(</w:t>
-            </w:r>
-            <w:proofErr w:type="spellStart"/>
-            <w:r>
-              <w:rPr>
-                <w:sz w:val="22"/>
-                <w:szCs w:val="22"/>
-              </w:rPr>
-              <w:t>config</w:t>
-            </w:r>
-            <w:proofErr w:type="spellEnd"/>
-            <w:r>
-              <w:rPr>
-                <w:sz w:val="22"/>
-                <w:szCs w:val="22"/>
-              </w:rPr>
-              <w:t xml:space="preserve">)# </w:t>
-            </w:r>
-            <w:proofErr w:type="spellStart"/>
-            <w:r>
-              <w:rPr>
-                <w:sz w:val="22"/>
-                <w:szCs w:val="22"/>
-              </w:rPr>
-              <w:t>vtp</w:t>
-            </w:r>
-            <w:proofErr w:type="spellEnd"/>
-            <w:r>
-              <w:rPr>
-                <w:sz w:val="22"/>
-                <w:szCs w:val="22"/>
-              </w:rPr>
-              <w:t xml:space="preserve"> </w:t>
-            </w:r>
-            <w:proofErr w:type="spellStart"/>
-            <w:r>
-              <w:rPr>
-                <w:sz w:val="22"/>
-                <w:szCs w:val="22"/>
-              </w:rPr>
-              <w:t>mode</w:t>
-            </w:r>
-            <w:proofErr w:type="spellEnd"/>
-            <w:r>
-              <w:rPr>
-                <w:sz w:val="22"/>
-                <w:szCs w:val="22"/>
-              </w:rPr>
-              <w:t xml:space="preserve"> </w:t>
-            </w:r>
-            <w:proofErr w:type="spellStart"/>
+            <w:r>
+              <w:rPr>
+                <w:sz w:val="22"/>
+                <w:szCs w:val="22"/>
+              </w:rPr>
+              <w:t>switch(config</w:t>
+            </w:r>
+            <w:r>
+              <w:rPr>
+                <w:sz w:val="22"/>
+                <w:szCs w:val="22"/>
+              </w:rPr>
+              <w:t xml:space="preserve">)# vtp </w:t>
+            </w:r>
+            <w:r>
+              <w:rPr>
+                <w:sz w:val="22"/>
+                <w:szCs w:val="22"/>
+              </w:rPr>
+              <w:t xml:space="preserve">mode </w:t>
+            </w:r>
             <w:r>
               <w:rPr>
                 <w:sz w:val="22"/>
@@ -2451,7 +1461,6 @@
               </w:rPr>
               <w:t>server</w:t>
             </w:r>
-            <w:proofErr w:type="spellEnd"/>
           </w:p>
           <w:p>
             <w:pPr>
@@ -2504,71 +1513,27 @@
                 <w:szCs w:val="22"/>
               </w:rPr>
             </w:pPr>
-            <w:proofErr w:type="spellStart"/>
-            <w:r>
-              <w:rPr>
-                <w:sz w:val="22"/>
-                <w:szCs w:val="22"/>
-              </w:rPr>
-              <w:t>switch</w:t>
-            </w:r>
-            <w:proofErr w:type="spellEnd"/>
-            <w:r>
-              <w:rPr>
-                <w:sz w:val="22"/>
-                <w:szCs w:val="22"/>
-              </w:rPr>
-              <w:t>(</w:t>
-            </w:r>
-            <w:proofErr w:type="spellStart"/>
-            <w:r>
-              <w:rPr>
-                <w:sz w:val="22"/>
-                <w:szCs w:val="22"/>
-              </w:rPr>
-              <w:t>config</w:t>
-            </w:r>
-            <w:proofErr w:type="spellEnd"/>
-            <w:r>
-              <w:rPr>
-                <w:sz w:val="22"/>
-                <w:szCs w:val="22"/>
-              </w:rPr>
-              <w:t xml:space="preserve">)# </w:t>
-            </w:r>
-            <w:proofErr w:type="spellStart"/>
-            <w:r>
-              <w:rPr>
-                <w:sz w:val="22"/>
-                <w:szCs w:val="22"/>
-              </w:rPr>
-              <w:t>vtp</w:t>
-            </w:r>
-            <w:proofErr w:type="spellEnd"/>
-            <w:r>
-              <w:rPr>
-                <w:sz w:val="22"/>
-                <w:szCs w:val="22"/>
-              </w:rPr>
-              <w:t xml:space="preserve"> </w:t>
-            </w:r>
-            <w:proofErr w:type="spellStart"/>
-            <w:r>
-              <w:rPr>
-                <w:sz w:val="22"/>
-                <w:szCs w:val="22"/>
-              </w:rPr>
-              <w:t>mode</w:t>
-            </w:r>
-            <w:proofErr w:type="spellEnd"/>
-            <w:r>
-              <w:rPr>
-                <w:sz w:val="22"/>
-                <w:szCs w:val="22"/>
-              </w:rPr>
-              <w:t xml:space="preserve"> </w:t>
-            </w:r>
-            <w:proofErr w:type="spellStart"/>
+            <w:r>
+              <w:rPr>
+                <w:sz w:val="22"/>
+                <w:szCs w:val="22"/>
+              </w:rPr>
+              <w:t>switch(config</w:t>
+            </w:r>
+            <w:r>
+              <w:rPr>
+                <w:sz w:val="22"/>
+                <w:szCs w:val="22"/>
+              </w:rPr>
+              <w:t xml:space="preserve">)# vtp </w:t>
+            </w:r>
+            <w:r>
+              <w:rPr>
+                <w:sz w:val="22"/>
+                <w:szCs w:val="22"/>
+              </w:rPr>
+              <w:t xml:space="preserve">mode </w:t>
+            </w:r>
             <w:r>
               <w:rPr>
                 <w:sz w:val="22"/>
@@ -2576,7 +1541,6 @@
               </w:rPr>
               <w:t>client</w:t>
             </w:r>
-            <w:proofErr w:type="spellEnd"/>
           </w:p>
           <w:p>
             <w:pPr>
@@ -2629,69 +1593,12 @@
                 <w:szCs w:val="22"/>
               </w:rPr>
             </w:pPr>
-            <w:proofErr w:type="spellStart"/>
-            <w:r>
-              <w:rPr>
-                <w:sz w:val="22"/>
-                <w:szCs w:val="22"/>
-              </w:rPr>
-              <w:t>switch</w:t>
-            </w:r>
-            <w:proofErr w:type="spellEnd"/>
-            <w:r>
-              <w:rPr>
-                <w:sz w:val="22"/>
-                <w:szCs w:val="22"/>
-              </w:rPr>
-              <w:t>(</w:t>
-            </w:r>
-            <w:proofErr w:type="spellStart"/>
-            <w:r>
-              <w:rPr>
-                <w:sz w:val="22"/>
-                <w:szCs w:val="22"/>
-              </w:rPr>
-              <w:t>config</w:t>
-            </w:r>
-            <w:proofErr w:type="spellEnd"/>
-            <w:r>
-              <w:rPr>
-                <w:sz w:val="22"/>
-                <w:szCs w:val="22"/>
-              </w:rPr>
-              <w:t xml:space="preserve">)# </w:t>
-            </w:r>
-            <w:proofErr w:type="spellStart"/>
-            <w:r>
-              <w:rPr>
-                <w:sz w:val="22"/>
-                <w:szCs w:val="22"/>
-              </w:rPr>
-              <w:t>vtp</w:t>
-            </w:r>
-            <w:proofErr w:type="spellEnd"/>
-            <w:r>
-              <w:rPr>
-                <w:sz w:val="22"/>
-                <w:szCs w:val="22"/>
-              </w:rPr>
-              <w:t xml:space="preserve"> </w:t>
-            </w:r>
-            <w:proofErr w:type="spellStart"/>
-            <w:r>
-              <w:rPr>
-                <w:sz w:val="22"/>
-                <w:szCs w:val="22"/>
-              </w:rPr>
-              <w:t>mode</w:t>
-            </w:r>
-            <w:proofErr w:type="spellEnd"/>
-            <w:r>
-              <w:rPr>
-                <w:sz w:val="22"/>
-                <w:szCs w:val="22"/>
-              </w:rPr>
-              <w:t xml:space="preserve"> transparent</w:t>
+            <w:r>
+              <w:rPr>
+                <w:sz w:val="22"/>
+                <w:szCs w:val="22"/>
+              </w:rPr>
+              <w:t>switch(config)# vtp mode transparent</w:t>
             </w:r>
           </w:p>
           <w:p>
@@ -2745,85 +1652,19 @@
                 <w:szCs w:val="22"/>
               </w:rPr>
             </w:pPr>
-            <w:proofErr w:type="spellStart"/>
-            <w:r>
-              <w:rPr>
-                <w:sz w:val="22"/>
-                <w:szCs w:val="22"/>
-              </w:rPr>
-              <w:t>switch</w:t>
-            </w:r>
-            <w:proofErr w:type="spellEnd"/>
-            <w:r>
-              <w:rPr>
-                <w:sz w:val="22"/>
-                <w:szCs w:val="22"/>
-              </w:rPr>
-              <w:t>(</w:t>
-            </w:r>
-            <w:proofErr w:type="spellStart"/>
-            <w:r>
-              <w:rPr>
-                <w:sz w:val="22"/>
-                <w:szCs w:val="22"/>
-              </w:rPr>
-              <w:t>config</w:t>
-            </w:r>
-            <w:proofErr w:type="spellEnd"/>
-            <w:r>
-              <w:rPr>
-                <w:sz w:val="22"/>
-                <w:szCs w:val="22"/>
-              </w:rPr>
-              <w:t xml:space="preserve">)# </w:t>
-            </w:r>
-            <w:proofErr w:type="spellStart"/>
-            <w:r>
-              <w:rPr>
-                <w:sz w:val="22"/>
-                <w:szCs w:val="22"/>
-              </w:rPr>
-              <w:t>vtp</w:t>
-            </w:r>
-            <w:proofErr w:type="spellEnd"/>
-            <w:r>
-              <w:rPr>
-                <w:sz w:val="22"/>
-                <w:szCs w:val="22"/>
-              </w:rPr>
-              <w:t xml:space="preserve"> </w:t>
-            </w:r>
-            <w:proofErr w:type="spellStart"/>
-            <w:r>
-              <w:rPr>
-                <w:sz w:val="22"/>
-                <w:szCs w:val="22"/>
-              </w:rPr>
-              <w:t>domain</w:t>
-            </w:r>
-            <w:proofErr w:type="spellEnd"/>
-            <w:r>
-              <w:rPr>
-                <w:sz w:val="22"/>
-                <w:szCs w:val="22"/>
-              </w:rPr>
-              <w:t xml:space="preserve"> &lt;</w:t>
-            </w:r>
-            <w:proofErr w:type="spellStart"/>
-            <w:r>
-              <w:rPr>
-                <w:sz w:val="22"/>
-                <w:szCs w:val="22"/>
-              </w:rPr>
-              <w:t>name</w:t>
-            </w:r>
-            <w:proofErr w:type="spellEnd"/>
-            <w:r>
-              <w:rPr>
-                <w:sz w:val="22"/>
-                <w:szCs w:val="22"/>
-              </w:rPr>
-              <w:t>&gt;</w:t>
+            <w:r>
+              <w:rPr>
+                <w:sz w:val="22"/>
+                <w:szCs w:val="22"/>
+              </w:rPr>
+              <w:t>switch(config</w:t>
+            </w:r>
+            <w:r>
+              <w:rPr>
+                <w:sz w:val="22"/>
+                <w:szCs w:val="22"/>
+              </w:rPr>
+              <w:t>)# vtp domain &lt;name&gt;</w:t>
             </w:r>
           </w:p>
           <w:p>
@@ -2877,85 +1718,19 @@
                 <w:szCs w:val="22"/>
               </w:rPr>
             </w:pPr>
-            <w:proofErr w:type="spellStart"/>
-            <w:r>
-              <w:rPr>
-                <w:sz w:val="22"/>
-                <w:szCs w:val="22"/>
-              </w:rPr>
-              <w:t>switch</w:t>
-            </w:r>
-            <w:proofErr w:type="spellEnd"/>
-            <w:r>
-              <w:rPr>
-                <w:sz w:val="22"/>
-                <w:szCs w:val="22"/>
-              </w:rPr>
-              <w:t>(</w:t>
-            </w:r>
-            <w:proofErr w:type="spellStart"/>
-            <w:r>
-              <w:rPr>
-                <w:sz w:val="22"/>
-                <w:szCs w:val="22"/>
-              </w:rPr>
-              <w:t>config</w:t>
-            </w:r>
-            <w:proofErr w:type="spellEnd"/>
-            <w:r>
-              <w:rPr>
-                <w:sz w:val="22"/>
-                <w:szCs w:val="22"/>
-              </w:rPr>
-              <w:t xml:space="preserve">)# </w:t>
-            </w:r>
-            <w:proofErr w:type="spellStart"/>
-            <w:r>
-              <w:rPr>
-                <w:sz w:val="22"/>
-                <w:szCs w:val="22"/>
-              </w:rPr>
-              <w:t>vtp</w:t>
-            </w:r>
-            <w:proofErr w:type="spellEnd"/>
-            <w:r>
-              <w:rPr>
-                <w:sz w:val="22"/>
-                <w:szCs w:val="22"/>
-              </w:rPr>
-              <w:t xml:space="preserve"> </w:t>
-            </w:r>
-            <w:proofErr w:type="spellStart"/>
-            <w:r>
-              <w:rPr>
-                <w:sz w:val="22"/>
-                <w:szCs w:val="22"/>
-              </w:rPr>
-              <w:t>password</w:t>
-            </w:r>
-            <w:proofErr w:type="spellEnd"/>
-            <w:r>
-              <w:rPr>
-                <w:sz w:val="22"/>
-                <w:szCs w:val="22"/>
-              </w:rPr>
-              <w:t xml:space="preserve"> &lt;</w:t>
-            </w:r>
-            <w:proofErr w:type="spellStart"/>
-            <w:r>
-              <w:rPr>
-                <w:sz w:val="22"/>
-                <w:szCs w:val="22"/>
-              </w:rPr>
-              <w:t>password</w:t>
-            </w:r>
-            <w:proofErr w:type="spellEnd"/>
-            <w:r>
-              <w:rPr>
-                <w:sz w:val="22"/>
-                <w:szCs w:val="22"/>
-              </w:rPr>
-              <w:t>&gt;</w:t>
+            <w:r>
+              <w:rPr>
+                <w:sz w:val="22"/>
+                <w:szCs w:val="22"/>
+              </w:rPr>
+              <w:t>switch(config</w:t>
+            </w:r>
+            <w:r>
+              <w:rPr>
+                <w:sz w:val="22"/>
+                <w:szCs w:val="22"/>
+              </w:rPr>
+              <w:t>)# vtp password &lt;password&gt;</w:t>
             </w:r>
           </w:p>
           <w:p>
@@ -3009,85 +1784,19 @@
                 <w:szCs w:val="22"/>
               </w:rPr>
             </w:pPr>
-            <w:proofErr w:type="spellStart"/>
-            <w:r>
-              <w:rPr>
-                <w:sz w:val="22"/>
-                <w:szCs w:val="22"/>
-              </w:rPr>
-              <w:t>switch</w:t>
-            </w:r>
-            <w:proofErr w:type="spellEnd"/>
-            <w:r>
-              <w:rPr>
-                <w:sz w:val="22"/>
-                <w:szCs w:val="22"/>
-              </w:rPr>
-              <w:t>(</w:t>
-            </w:r>
-            <w:proofErr w:type="spellStart"/>
-            <w:r>
-              <w:rPr>
-                <w:sz w:val="22"/>
-                <w:szCs w:val="22"/>
-              </w:rPr>
-              <w:t>config</w:t>
-            </w:r>
-            <w:proofErr w:type="spellEnd"/>
-            <w:r>
-              <w:rPr>
-                <w:sz w:val="22"/>
-                <w:szCs w:val="22"/>
-              </w:rPr>
-              <w:t xml:space="preserve">)# </w:t>
-            </w:r>
-            <w:proofErr w:type="spellStart"/>
-            <w:r>
-              <w:rPr>
-                <w:sz w:val="22"/>
-                <w:szCs w:val="22"/>
-              </w:rPr>
-              <w:t>vtp</w:t>
-            </w:r>
-            <w:proofErr w:type="spellEnd"/>
-            <w:r>
-              <w:rPr>
-                <w:sz w:val="22"/>
-                <w:szCs w:val="22"/>
-              </w:rPr>
-              <w:t xml:space="preserve"> </w:t>
-            </w:r>
-            <w:proofErr w:type="spellStart"/>
-            <w:r>
-              <w:rPr>
-                <w:sz w:val="22"/>
-                <w:szCs w:val="22"/>
-              </w:rPr>
-              <w:t>version</w:t>
-            </w:r>
-            <w:proofErr w:type="spellEnd"/>
-            <w:r>
-              <w:rPr>
-                <w:sz w:val="22"/>
-                <w:szCs w:val="22"/>
-              </w:rPr>
-              <w:t xml:space="preserve"> &lt;</w:t>
-            </w:r>
-            <w:proofErr w:type="spellStart"/>
-            <w:r>
-              <w:rPr>
-                <w:sz w:val="22"/>
-                <w:szCs w:val="22"/>
-              </w:rPr>
-              <w:t>nr</w:t>
-            </w:r>
-            <w:proofErr w:type="spellEnd"/>
-            <w:r>
-              <w:rPr>
-                <w:sz w:val="22"/>
-                <w:szCs w:val="22"/>
-              </w:rPr>
-              <w:t>&gt;</w:t>
+            <w:r>
+              <w:rPr>
+                <w:sz w:val="22"/>
+                <w:szCs w:val="22"/>
+              </w:rPr>
+              <w:t>switch(config</w:t>
+            </w:r>
+            <w:r>
+              <w:rPr>
+                <w:sz w:val="22"/>
+                <w:szCs w:val="22"/>
+              </w:rPr>
+              <w:t>)# vtp version &lt;nr&gt;</w:t>
             </w:r>
           </w:p>
         </w:tc>
@@ -3135,167 +1844,44 @@
                 <w:sz w:val="22"/>
                 <w:szCs w:val="22"/>
               </w:rPr>
-              <w:t xml:space="preserve"># </w:t>
-            </w:r>
-            <w:proofErr w:type="spellStart"/>
-            <w:r>
-              <w:rPr>
-                <w:sz w:val="22"/>
-                <w:szCs w:val="22"/>
-              </w:rPr>
-              <w:t>show</w:t>
-            </w:r>
-            <w:proofErr w:type="spellEnd"/>
-            <w:r>
-              <w:rPr>
-                <w:sz w:val="22"/>
-                <w:szCs w:val="22"/>
-              </w:rPr>
-              <w:t xml:space="preserve"> </w:t>
-            </w:r>
-            <w:proofErr w:type="spellStart"/>
-            <w:r>
-              <w:rPr>
-                <w:sz w:val="22"/>
-                <w:szCs w:val="22"/>
-              </w:rPr>
-              <w:t>vtp</w:t>
-            </w:r>
-            <w:proofErr w:type="spellEnd"/>
-            <w:r>
-              <w:rPr>
-                <w:sz w:val="22"/>
-                <w:szCs w:val="22"/>
-              </w:rPr>
-              <w:t xml:space="preserve"> </w:t>
-            </w:r>
-            <w:proofErr w:type="spellStart"/>
-            <w:r>
-              <w:rPr>
-                <w:sz w:val="22"/>
-                <w:szCs w:val="22"/>
-              </w:rPr>
-              <w:t>status</w:t>
-            </w:r>
-            <w:proofErr w:type="spellEnd"/>
-          </w:p>
-          <w:p>
-            <w:pPr>
-              <w:pStyle w:val="Textkrper"/>
-              <w:keepNext/>
-              <w:suppressLineNumbers/>
-              <w:rPr>
-                <w:sz w:val="22"/>
-                <w:szCs w:val="22"/>
-              </w:rPr>
-            </w:pPr>
-            <w:r>
-              <w:rPr>
-                <w:sz w:val="22"/>
-                <w:szCs w:val="22"/>
-              </w:rPr>
-              <w:t xml:space="preserve"># </w:t>
-            </w:r>
-            <w:proofErr w:type="spellStart"/>
-            <w:r>
-              <w:rPr>
-                <w:sz w:val="22"/>
-                <w:szCs w:val="22"/>
-              </w:rPr>
-              <w:t>show</w:t>
-            </w:r>
-            <w:proofErr w:type="spellEnd"/>
-            <w:r>
-              <w:rPr>
-                <w:sz w:val="22"/>
-                <w:szCs w:val="22"/>
-              </w:rPr>
-              <w:t xml:space="preserve"> </w:t>
-            </w:r>
-            <w:proofErr w:type="spellStart"/>
-            <w:r>
-              <w:rPr>
-                <w:sz w:val="22"/>
-                <w:szCs w:val="22"/>
-              </w:rPr>
-              <w:t>vtp</w:t>
-            </w:r>
-            <w:proofErr w:type="spellEnd"/>
-            <w:r>
-              <w:rPr>
-                <w:sz w:val="22"/>
-                <w:szCs w:val="22"/>
-              </w:rPr>
-              <w:t xml:space="preserve"> </w:t>
-            </w:r>
-            <w:proofErr w:type="spellStart"/>
-            <w:r>
-              <w:rPr>
-                <w:sz w:val="22"/>
-                <w:szCs w:val="22"/>
-              </w:rPr>
-              <w:t>status</w:t>
-            </w:r>
-            <w:proofErr w:type="spellEnd"/>
-          </w:p>
-          <w:p>
-            <w:pPr>
-              <w:pStyle w:val="Textkrper"/>
-              <w:keepNext/>
-              <w:suppressLineNumbers/>
-              <w:rPr>
-                <w:sz w:val="22"/>
-                <w:szCs w:val="22"/>
-              </w:rPr>
-            </w:pPr>
-            <w:r>
-              <w:rPr>
-                <w:sz w:val="22"/>
-                <w:szCs w:val="22"/>
-              </w:rPr>
-              <w:t xml:space="preserve"># </w:t>
-            </w:r>
-            <w:proofErr w:type="spellStart"/>
-            <w:r>
-              <w:rPr>
-                <w:sz w:val="22"/>
-                <w:szCs w:val="22"/>
-              </w:rPr>
-              <w:t>show</w:t>
-            </w:r>
-            <w:proofErr w:type="spellEnd"/>
-            <w:r>
-              <w:rPr>
-                <w:sz w:val="22"/>
-                <w:szCs w:val="22"/>
-              </w:rPr>
-              <w:t xml:space="preserve"> </w:t>
-            </w:r>
-            <w:proofErr w:type="spellStart"/>
-            <w:r>
-              <w:rPr>
-                <w:sz w:val="22"/>
-                <w:szCs w:val="22"/>
-              </w:rPr>
-              <w:t>vlan</w:t>
-            </w:r>
-            <w:proofErr w:type="spellEnd"/>
-            <w:r>
-              <w:rPr>
-                <w:sz w:val="22"/>
-                <w:szCs w:val="22"/>
-              </w:rPr>
-              <w:t xml:space="preserve"> </w:t>
-            </w:r>
-            <w:proofErr w:type="spellStart"/>
-            <w:r>
-              <w:rPr>
-                <w:sz w:val="22"/>
-                <w:szCs w:val="22"/>
-              </w:rPr>
-              <w:t>brief</w:t>
-            </w:r>
-            <w:proofErr w:type="spellEnd"/>
+              <w:t># show vtp status</w:t>
+            </w:r>
+          </w:p>
+          <w:p>
+            <w:pPr>
+              <w:pStyle w:val="Textkrper"/>
+              <w:keepNext/>
+              <w:suppressLineNumbers/>
+              <w:rPr>
+                <w:sz w:val="22"/>
+                <w:szCs w:val="22"/>
+              </w:rPr>
+            </w:pPr>
+            <w:r>
+              <w:rPr>
+                <w:sz w:val="22"/>
+                <w:szCs w:val="22"/>
+              </w:rPr>
+              <w:t># show vtp status</w:t>
+            </w:r>
+          </w:p>
+          <w:p>
+            <w:pPr>
+              <w:pStyle w:val="Textkrper"/>
+              <w:keepNext/>
+              <w:suppressLineNumbers/>
+              <w:rPr>
+                <w:sz w:val="22"/>
+                <w:szCs w:val="22"/>
+              </w:rPr>
+            </w:pPr>
+            <w:r>
+              <w:rPr>
+                <w:sz w:val="22"/>
+                <w:szCs w:val="22"/>
+              </w:rPr>
+              <w:t># show vlan brief</w:t>
+            </w:r>
           </w:p>
         </w:tc>
         <w:tc>
@@ -3432,81 +2018,27 @@
                 <w:szCs w:val="22"/>
                 <w:lang w:val="en-US"/>
               </w:rPr>
-              <w:t>(</w:t>
-            </w:r>
-            <w:proofErr w:type="spellStart"/>
-            <w:r>
+              <w:t>(config)# interface Fa0/1</w:t>
+            </w:r>
+          </w:p>
+          <w:p>
+            <w:pPr>
+              <w:pStyle w:val="Textkrper"/>
+              <w:keepNext/>
+              <w:suppressLineNumbers/>
               <w:rPr>
                 <w:sz w:val="22"/>
                 <w:szCs w:val="22"/>
                 <w:lang w:val="en-US"/>
               </w:rPr>
-              <w:t>config</w:t>
-            </w:r>
-            <w:proofErr w:type="spellEnd"/>
+            </w:pPr>
             <w:r>
               <w:rPr>
                 <w:sz w:val="22"/>
                 <w:szCs w:val="22"/>
                 <w:lang w:val="en-US"/>
               </w:rPr>
-              <w:t>)# interface Fa0/1</w:t>
-            </w:r>
-          </w:p>
-          <w:p>
-            <w:pPr>
-              <w:pStyle w:val="Textkrper"/>
-              <w:keepNext/>
-              <w:suppressLineNumbers/>
-              <w:rPr>
-                <w:sz w:val="22"/>
-                <w:szCs w:val="22"/>
-                <w:lang w:val="en-US"/>
-              </w:rPr>
-            </w:pPr>
-            <w:r>
-              <w:rPr>
-                <w:sz w:val="22"/>
-                <w:szCs w:val="22"/>
-                <w:lang w:val="en-US"/>
-              </w:rPr>
-              <w:t>(</w:t>
-            </w:r>
-            <w:proofErr w:type="spellStart"/>
-            <w:r>
-              <w:rPr>
-                <w:sz w:val="22"/>
-                <w:szCs w:val="22"/>
-                <w:lang w:val="en-US"/>
-              </w:rPr>
-              <w:t>config</w:t>
-            </w:r>
-            <w:proofErr w:type="spellEnd"/>
-            <w:r>
-              <w:rPr>
-                <w:sz w:val="22"/>
-                <w:szCs w:val="22"/>
-                <w:lang w:val="en-US"/>
-              </w:rPr>
-              <w:t>-</w:t>
-            </w:r>
-            <w:proofErr w:type="gramStart"/>
-            <w:r>
-              <w:rPr>
-                <w:sz w:val="22"/>
-                <w:szCs w:val="22"/>
-                <w:lang w:val="en-US"/>
-              </w:rPr>
-              <w:t>if)#</w:t>
-            </w:r>
-            <w:proofErr w:type="gramEnd"/>
-            <w:r>
-              <w:rPr>
-                <w:sz w:val="22"/>
-                <w:szCs w:val="22"/>
-                <w:lang w:val="en-US"/>
-              </w:rPr>
-              <w:t xml:space="preserve"> no shutdown</w:t>
+              <w:t>(config-if)# no shutdown</w:t>
             </w:r>
           </w:p>
           <w:p>
@@ -3578,175 +2110,57 @@
                 <w:szCs w:val="22"/>
                 <w:lang w:val="en-US"/>
               </w:rPr>
-              <w:t>(</w:t>
-            </w:r>
-            <w:proofErr w:type="spellStart"/>
-            <w:r>
+              <w:t>(config)# interface Fa0/1.1</w:t>
+            </w:r>
+          </w:p>
+          <w:p>
+            <w:pPr>
+              <w:pStyle w:val="Textkrper"/>
+              <w:keepNext/>
+              <w:suppressLineNumbers/>
               <w:rPr>
                 <w:sz w:val="22"/>
                 <w:szCs w:val="22"/>
                 <w:lang w:val="en-US"/>
               </w:rPr>
-              <w:t>config</w:t>
-            </w:r>
-            <w:proofErr w:type="spellEnd"/>
-            <w:r>
+            </w:pPr>
+          </w:p>
+          <w:p>
+            <w:pPr>
+              <w:pStyle w:val="Textkrper"/>
+              <w:keepNext/>
+              <w:suppressLineNumbers/>
               <w:rPr>
                 <w:sz w:val="22"/>
                 <w:szCs w:val="22"/>
                 <w:lang w:val="en-US"/>
               </w:rPr>
-              <w:t>)# interface Fa0/1.1</w:t>
-            </w:r>
-          </w:p>
-          <w:p>
-            <w:pPr>
-              <w:pStyle w:val="Textkrper"/>
-              <w:keepNext/>
-              <w:suppressLineNumbers/>
+            </w:pPr>
+            <w:r>
               <w:rPr>
                 <w:sz w:val="22"/>
                 <w:szCs w:val="22"/>
                 <w:lang w:val="en-US"/>
               </w:rPr>
-            </w:pPr>
-          </w:p>
-          <w:p>
-            <w:pPr>
-              <w:pStyle w:val="Textkrper"/>
-              <w:keepNext/>
-              <w:suppressLineNumbers/>
-              <w:rPr>
-                <w:sz w:val="22"/>
-                <w:szCs w:val="22"/>
-                <w:lang w:val="en-US"/>
-              </w:rPr>
-            </w:pPr>
-            <w:r>
-              <w:rPr>
-                <w:sz w:val="22"/>
-                <w:szCs w:val="22"/>
-                <w:lang w:val="en-US"/>
-              </w:rPr>
-              <w:t>(</w:t>
-            </w:r>
-            <w:proofErr w:type="spellStart"/>
-            <w:r>
-              <w:rPr>
-                <w:sz w:val="22"/>
-                <w:szCs w:val="22"/>
-                <w:lang w:val="en-US"/>
-              </w:rPr>
-              <w:t>config-</w:t>
-            </w:r>
-            <w:proofErr w:type="gramStart"/>
-            <w:r>
-              <w:rPr>
-                <w:sz w:val="22"/>
-                <w:szCs w:val="22"/>
-                <w:lang w:val="en-US"/>
-              </w:rPr>
-              <w:t>subif</w:t>
-            </w:r>
-            <w:proofErr w:type="spellEnd"/>
-            <w:r>
-              <w:rPr>
-                <w:sz w:val="22"/>
-                <w:szCs w:val="22"/>
-                <w:lang w:val="en-US"/>
-              </w:rPr>
-              <w:t>)#</w:t>
-            </w:r>
-            <w:proofErr w:type="gramEnd"/>
-            <w:r>
-              <w:rPr>
-                <w:sz w:val="22"/>
-                <w:szCs w:val="22"/>
-                <w:lang w:val="en-US"/>
-              </w:rPr>
-              <w:t xml:space="preserve"> encapsulation dot1q  3</w:t>
-            </w:r>
-          </w:p>
-          <w:p>
-            <w:pPr>
-              <w:pStyle w:val="Textkrper"/>
-              <w:keepNext/>
-              <w:suppressLineNumbers/>
-              <w:rPr>
-                <w:sz w:val="22"/>
-                <w:szCs w:val="22"/>
-              </w:rPr>
-            </w:pPr>
-            <w:r>
-              <w:rPr>
-                <w:sz w:val="22"/>
-                <w:szCs w:val="22"/>
-              </w:rPr>
-              <w:t>(</w:t>
-            </w:r>
-            <w:proofErr w:type="spellStart"/>
-            <w:r>
-              <w:rPr>
-                <w:sz w:val="22"/>
-                <w:szCs w:val="22"/>
-              </w:rPr>
-              <w:t>config-</w:t>
-            </w:r>
-            <w:proofErr w:type="gramStart"/>
-            <w:r>
-              <w:rPr>
-                <w:sz w:val="22"/>
-                <w:szCs w:val="22"/>
-              </w:rPr>
-              <w:t>subif</w:t>
-            </w:r>
-            <w:proofErr w:type="spellEnd"/>
-            <w:r>
-              <w:rPr>
-                <w:sz w:val="22"/>
-                <w:szCs w:val="22"/>
-              </w:rPr>
-              <w:t>)#</w:t>
-            </w:r>
-            <w:proofErr w:type="gramEnd"/>
-            <w:r>
-              <w:rPr>
-                <w:sz w:val="22"/>
-                <w:szCs w:val="22"/>
-              </w:rPr>
-              <w:t xml:space="preserve"> </w:t>
-            </w:r>
-            <w:proofErr w:type="spellStart"/>
-            <w:r>
-              <w:rPr>
-                <w:sz w:val="22"/>
-                <w:szCs w:val="22"/>
-              </w:rPr>
-              <w:t>ip</w:t>
-            </w:r>
-            <w:proofErr w:type="spellEnd"/>
-            <w:r>
-              <w:rPr>
-                <w:sz w:val="22"/>
-                <w:szCs w:val="22"/>
-              </w:rPr>
-              <w:t xml:space="preserve"> </w:t>
-            </w:r>
-            <w:proofErr w:type="spellStart"/>
-            <w:r>
-              <w:rPr>
-                <w:sz w:val="22"/>
-                <w:szCs w:val="22"/>
-              </w:rPr>
-              <w:t>address</w:t>
-            </w:r>
-            <w:proofErr w:type="spellEnd"/>
-            <w:r>
-              <w:rPr>
-                <w:sz w:val="22"/>
-                <w:szCs w:val="22"/>
-              </w:rPr>
-              <w:t xml:space="preserve"> 192.168.10.5 255.255.255.0</w:t>
+              <w:t>(config-subif)# encapsulation dot1q  3</w:t>
+            </w:r>
+          </w:p>
+          <w:p>
+            <w:pPr>
+              <w:pStyle w:val="Textkrper"/>
+              <w:keepNext/>
+              <w:suppressLineNumbers/>
+              <w:rPr>
+                <w:sz w:val="22"/>
+                <w:szCs w:val="22"/>
+              </w:rPr>
+            </w:pPr>
+            <w:r>
+              <w:rPr>
+                <w:sz w:val="22"/>
+                <w:szCs w:val="22"/>
+              </w:rPr>
+              <w:t>(config-subif)# ip address 192.168.10.5 255.255.255.0</w:t>
             </w:r>
           </w:p>
           <w:p>
@@ -3879,17 +2293,8 @@
           <w:sz w:val="22"/>
           <w:szCs w:val="22"/>
         </w:rPr>
-        <w:t xml:space="preserve">Special </w:t>
+        <w:t>Special Commands</w:t>
       </w:r>
-      <w:proofErr w:type="spellStart"/>
-      <w:r>
-        <w:rPr>
-          <w:sz w:val="22"/>
-          <w:szCs w:val="22"/>
-        </w:rPr>
-        <w:t>Commands</w:t>
-      </w:r>
-      <w:proofErr w:type="spellEnd"/>
     </w:p>
     <w:p>
       <w:pPr>
@@ -3947,23 +2352,7 @@
                 <w:sz w:val="22"/>
                 <w:szCs w:val="22"/>
               </w:rPr>
-              <w:t xml:space="preserve">VLANs </w:t>
-            </w:r>
-            <w:proofErr w:type="spellStart"/>
-            <w:r>
-              <w:rPr>
-                <w:sz w:val="22"/>
-                <w:szCs w:val="22"/>
-              </w:rPr>
-              <w:t>innterhalb</w:t>
-            </w:r>
-            <w:proofErr w:type="spellEnd"/>
-            <w:r>
-              <w:rPr>
-                <w:sz w:val="22"/>
-                <w:szCs w:val="22"/>
-              </w:rPr>
-              <w:t xml:space="preserve"> eines Trunks erlauben</w:t>
+              <w:t>VLANs innterhalb eines Trunks erlauben</w:t>
             </w:r>
           </w:p>
         </w:tc>
@@ -3983,140 +2372,73 @@
                 <w:szCs w:val="22"/>
               </w:rPr>
             </w:pPr>
-            <w:proofErr w:type="spellStart"/>
             <w:r>
               <w:rPr>
                 <w:b/>
                 <w:bCs/>
               </w:rPr>
-              <w:t>switchport</w:t>
-            </w:r>
-            <w:proofErr w:type="spellEnd"/>
+              <w:t>switchport trunk allowed vlan</w:t>
+            </w:r>
+            <w:r>
+              <w:t xml:space="preserve"> {{</w:t>
+            </w:r>
             <w:r>
               <w:rPr>
                 <w:b/>
                 <w:bCs/>
               </w:rPr>
-              <w:t xml:space="preserve"> </w:t>
-            </w:r>
-            <w:proofErr w:type="spellStart"/>
+              <w:t xml:space="preserve"> add</w:t>
+            </w:r>
+            <w:r>
+              <w:t xml:space="preserve"> | </w:t>
+            </w:r>
             <w:r>
               <w:rPr>
                 <w:b/>
                 <w:bCs/>
               </w:rPr>
-              <w:t>trunk</w:t>
-            </w:r>
-            <w:proofErr w:type="spellEnd"/>
+              <w:t>except</w:t>
+            </w:r>
+            <w:r>
+              <w:t xml:space="preserve"> | </w:t>
+            </w:r>
             <w:r>
               <w:rPr>
                 <w:b/>
                 <w:bCs/>
               </w:rPr>
-              <w:t xml:space="preserve"> </w:t>
-            </w:r>
-            <w:proofErr w:type="spellStart"/>
+              <w:t>remove</w:t>
+            </w:r>
+            <w:r>
+              <w:t xml:space="preserve"> } </w:t>
+            </w:r>
+            <w:r>
+              <w:rPr>
+                <w:i/>
+                <w:iCs/>
+              </w:rPr>
+              <w:t>vlan_list</w:t>
+            </w:r>
+            <w:r>
+              <w:t xml:space="preserve"> | </w:t>
+            </w:r>
             <w:r>
               <w:rPr>
                 <w:b/>
                 <w:bCs/>
               </w:rPr>
-              <w:t>allowed</w:t>
-            </w:r>
-            <w:proofErr w:type="spellEnd"/>
+              <w:t>all</w:t>
+            </w:r>
+            <w:r>
+              <w:t xml:space="preserve"> | </w:t>
+            </w:r>
             <w:r>
               <w:rPr>
                 <w:b/>
                 <w:bCs/>
               </w:rPr>
-              <w:t xml:space="preserve"> </w:t>
-            </w:r>
-            <w:proofErr w:type="spellStart"/>
-            <w:r>
-              <w:rPr>
-                <w:b/>
-                <w:bCs/>
-              </w:rPr>
-              <w:t>vlan</w:t>
-            </w:r>
-            <w:proofErr w:type="spellEnd"/>
-            <w:r>
-              <w:t xml:space="preserve"> {{</w:t>
-            </w:r>
-            <w:r>
-              <w:rPr>
-                <w:b/>
-                <w:bCs/>
-              </w:rPr>
-              <w:t xml:space="preserve"> </w:t>
-            </w:r>
-            <w:proofErr w:type="spellStart"/>
-            <w:r>
-              <w:rPr>
-                <w:b/>
-                <w:bCs/>
-              </w:rPr>
-              <w:t>add</w:t>
-            </w:r>
-            <w:proofErr w:type="spellEnd"/>
-            <w:r>
-              <w:t xml:space="preserve"> | </w:t>
-            </w:r>
-            <w:proofErr w:type="spellStart"/>
-            <w:r>
-              <w:rPr>
-                <w:b/>
-                <w:bCs/>
-              </w:rPr>
-              <w:t>except</w:t>
-            </w:r>
-            <w:proofErr w:type="spellEnd"/>
-            <w:r>
-              <w:t xml:space="preserve"> | </w:t>
-            </w:r>
-            <w:proofErr w:type="spellStart"/>
-            <w:r>
-              <w:rPr>
-                <w:b/>
-                <w:bCs/>
-              </w:rPr>
-              <w:t>remove</w:t>
-            </w:r>
-            <w:proofErr w:type="spellEnd"/>
-            <w:r>
-              <w:t xml:space="preserve"> } </w:t>
-            </w:r>
-            <w:proofErr w:type="spellStart"/>
-            <w:r>
-              <w:rPr>
-                <w:i/>
-                <w:iCs/>
-              </w:rPr>
-              <w:t>vlan_list</w:t>
-            </w:r>
-            <w:proofErr w:type="spellEnd"/>
-            <w:r>
-              <w:t xml:space="preserve"> | </w:t>
-            </w:r>
-            <w:r>
-              <w:rPr>
-                <w:b/>
-                <w:bCs/>
-              </w:rPr>
-              <w:t>all</w:t>
-            </w:r>
-            <w:r>
-              <w:t xml:space="preserve"> | </w:t>
-            </w:r>
-            <w:proofErr w:type="spellStart"/>
-            <w:r>
-              <w:rPr>
-                <w:b/>
-                <w:bCs/>
-              </w:rPr>
               <w:t>none</w:t>
             </w:r>
-            <w:proofErr w:type="spellEnd"/>
             <w:r>
               <w:t xml:space="preserve"> }</w:t>
             </w:r>
@@ -4141,84 +2463,43 @@
                 <w:sz w:val="22"/>
                 <w:szCs w:val="22"/>
               </w:rPr>
-              <w:t xml:space="preserve"> </w:t>
-            </w:r>
-            <w:proofErr w:type="spellStart"/>
-            <w:r>
-              <w:rPr>
-                <w:sz w:val="22"/>
-                <w:szCs w:val="22"/>
-              </w:rPr>
-              <w:t>add</w:t>
-            </w:r>
-            <w:proofErr w:type="spellEnd"/>
-            <w:r>
-              <w:rPr>
-                <w:sz w:val="22"/>
-                <w:szCs w:val="22"/>
-              </w:rPr>
-              <w:t>: hinzufügen von VLANs (z.B. Angabe 1,3,4,5 oder 1,3-5)</w:t>
-            </w:r>
-          </w:p>
-          <w:p>
-            <w:pPr>
-              <w:pStyle w:val="Textkrper"/>
-              <w:keepNext/>
-              <w:suppressLineNumbers/>
-              <w:rPr>
-                <w:sz w:val="22"/>
-                <w:szCs w:val="22"/>
-              </w:rPr>
-            </w:pPr>
-            <w:proofErr w:type="spellStart"/>
-            <w:r>
-              <w:rPr>
-                <w:sz w:val="22"/>
-                <w:szCs w:val="22"/>
-              </w:rPr>
-              <w:t>remove</w:t>
-            </w:r>
-            <w:proofErr w:type="spellEnd"/>
-            <w:r>
-              <w:rPr>
-                <w:sz w:val="22"/>
-                <w:szCs w:val="22"/>
-              </w:rPr>
-              <w:t xml:space="preserve">: entfernen von VLANs </w:t>
-            </w:r>
-          </w:p>
-          <w:p>
-            <w:pPr>
-              <w:pStyle w:val="Textkrper"/>
-              <w:keepNext/>
-              <w:suppressLineNumbers/>
-              <w:rPr>
-                <w:sz w:val="22"/>
-                <w:szCs w:val="22"/>
-              </w:rPr>
-            </w:pPr>
-            <w:r>
-              <w:rPr>
-                <w:sz w:val="22"/>
-                <w:szCs w:val="22"/>
-              </w:rPr>
-              <w:t>all/</w:t>
-            </w:r>
-            <w:proofErr w:type="spellStart"/>
-            <w:r>
-              <w:rPr>
-                <w:sz w:val="22"/>
-                <w:szCs w:val="22"/>
-              </w:rPr>
-              <w:t>none</w:t>
-            </w:r>
-            <w:proofErr w:type="spellEnd"/>
-            <w:r>
-              <w:rPr>
-                <w:sz w:val="22"/>
-                <w:szCs w:val="22"/>
-              </w:rPr>
-              <w:t>: Alle/Keine VLANS sollen erlaubt werden</w:t>
+              <w:t xml:space="preserve"> add: hinzufügen von VLANs (z.B. Angabe 1,3,4,5 oder 1,3-5)</w:t>
+            </w:r>
+          </w:p>
+          <w:p>
+            <w:pPr>
+              <w:pStyle w:val="Textkrper"/>
+              <w:keepNext/>
+              <w:suppressLineNumbers/>
+              <w:rPr>
+                <w:sz w:val="22"/>
+                <w:szCs w:val="22"/>
+              </w:rPr>
+            </w:pPr>
+            <w:r>
+              <w:rPr>
+                <w:sz w:val="22"/>
+                <w:szCs w:val="22"/>
+              </w:rPr>
+              <w:t xml:space="preserve">remove: entfernen von VLANs </w:t>
+            </w:r>
+          </w:p>
+          <w:p>
+            <w:pPr>
+              <w:pStyle w:val="Textkrper"/>
+              <w:keepNext/>
+              <w:suppressLineNumbers/>
+              <w:rPr>
+                <w:sz w:val="22"/>
+                <w:szCs w:val="22"/>
+              </w:rPr>
+            </w:pPr>
+            <w:r>
+              <w:rPr>
+                <w:sz w:val="22"/>
+                <w:szCs w:val="22"/>
+              </w:rPr>
+              <w:t>all/none: Alle/Keine VLANS sollen erlaubt werden</w:t>
             </w:r>
           </w:p>
         </w:tc>
@@ -4237,7 +2518,12 @@
       </w:pPr>
     </w:p>
     <w:sectPr>
-      <w:headerReference w:type="default" r:id="rId8"/>
+      <w:headerReference w:type="even" r:id="rId8"/>
+      <w:headerReference w:type="default" r:id="rId9"/>
+      <w:footerReference w:type="even" r:id="rId10"/>
+      <w:footerReference w:type="default" r:id="rId11"/>
+      <w:headerReference w:type="first" r:id="rId12"/>
+      <w:footerReference w:type="first" r:id="rId13"/>
       <w:type w:val="continuous"/>
       <w:pgSz w:w="11906" w:h="16838"/>
       <w:pgMar w:top="1701" w:right="851" w:bottom="907" w:left="1418" w:header="720" w:footer="720" w:gutter="0"/>
@@ -4249,7 +2535,7 @@
 </file>
 
 <file path=word/endnotes.xml><?xml version="1.0" encoding="utf-8"?>
-<w:endnotes xmlns:wpc="http://schemas.microsoft.com/office/word/2010/wordprocessingCanvas" xmlns:cx="http://schemas.microsoft.com/office/drawing/2014/chartex" xmlns:mc="http://schemas.openxmlformats.org/markup-compatibility/2006" xmlns:o="urn:schemas-microsoft-com:office:office" xmlns:r="http://schemas.openxmlformats.org/officeDocument/2006/relationships" xmlns:m="http://schemas.openxmlformats.org/officeDocument/2006/math" xmlns:v="urn:schemas-microsoft-com:vml" xmlns:wp14="http://schemas.microsoft.com/office/word/2010/wordprocessingDrawing" xmlns:wp="http://schemas.openxmlformats.org/drawingml/2006/wordprocessingDrawing" xmlns:w10="urn:schemas-microsoft-com:office:word" xmlns:w="http://schemas.openxmlformats.org/wordprocessingml/2006/main" xmlns:w14="http://schemas.microsoft.com/office/word/2010/wordml" xmlns:w15="http://schemas.microsoft.com/office/word/2012/wordml" xmlns:w16se="http://schemas.microsoft.com/office/word/2015/wordml/symex" xmlns:wpg="http://schemas.microsoft.com/office/word/2010/wordprocessingGroup" xmlns:wpi="http://schemas.microsoft.com/office/word/2010/wordprocessingInk" xmlns:wne="http://schemas.microsoft.com/office/word/2006/wordml" xmlns:wps="http://schemas.microsoft.com/office/word/2010/wordprocessingShape" mc:Ignorable="w14 w15 w16se wp14">
+<w:endnotes xmlns:wpc="http://schemas.microsoft.com/office/word/2010/wordprocessingCanvas" xmlns:cx="http://schemas.microsoft.com/office/drawing/2014/chartex" xmlns:cx1="http://schemas.microsoft.com/office/drawing/2015/9/8/chartex" xmlns:mc="http://schemas.openxmlformats.org/markup-compatibility/2006" xmlns:o="urn:schemas-microsoft-com:office:office" xmlns:r="http://schemas.openxmlformats.org/officeDocument/2006/relationships" xmlns:m="http://schemas.openxmlformats.org/officeDocument/2006/math" xmlns:v="urn:schemas-microsoft-com:vml" xmlns:wp14="http://schemas.microsoft.com/office/word/2010/wordprocessingDrawing" xmlns:wp="http://schemas.openxmlformats.org/drawingml/2006/wordprocessingDrawing" xmlns:w10="urn:schemas-microsoft-com:office:word" xmlns:w="http://schemas.openxmlformats.org/wordprocessingml/2006/main" xmlns:w14="http://schemas.microsoft.com/office/word/2010/wordml" xmlns:w15="http://schemas.microsoft.com/office/word/2012/wordml" xmlns:w16se="http://schemas.microsoft.com/office/word/2015/wordml/symex" xmlns:wpg="http://schemas.microsoft.com/office/word/2010/wordprocessingGroup" xmlns:wpi="http://schemas.microsoft.com/office/word/2010/wordprocessingInk" xmlns:wne="http://schemas.microsoft.com/office/word/2006/wordml" xmlns:wps="http://schemas.microsoft.com/office/word/2010/wordprocessingShape" mc:Ignorable="w14 w15 w16se wp14">
   <w:endnote w:type="separator" w:id="-1">
     <w:p>
       <w:r>
@@ -4267,8 +2553,38 @@
 </w:endnotes>
 </file>
 
+<file path=word/footer1.xml><?xml version="1.0" encoding="utf-8"?>
+<w:ftr xmlns:wpc="http://schemas.microsoft.com/office/word/2010/wordprocessingCanvas" xmlns:cx="http://schemas.microsoft.com/office/drawing/2014/chartex" xmlns:cx1="http://schemas.microsoft.com/office/drawing/2015/9/8/chartex" xmlns:mc="http://schemas.openxmlformats.org/markup-compatibility/2006" xmlns:o="urn:schemas-microsoft-com:office:office" xmlns:r="http://schemas.openxmlformats.org/officeDocument/2006/relationships" xmlns:m="http://schemas.openxmlformats.org/officeDocument/2006/math" xmlns:v="urn:schemas-microsoft-com:vml" xmlns:wp14="http://schemas.microsoft.com/office/word/2010/wordprocessingDrawing" xmlns:wp="http://schemas.openxmlformats.org/drawingml/2006/wordprocessingDrawing" xmlns:w10="urn:schemas-microsoft-com:office:word" xmlns:w="http://schemas.openxmlformats.org/wordprocessingml/2006/main" xmlns:w14="http://schemas.microsoft.com/office/word/2010/wordml" xmlns:w15="http://schemas.microsoft.com/office/word/2012/wordml" xmlns:w16se="http://schemas.microsoft.com/office/word/2015/wordml/symex" xmlns:wpg="http://schemas.microsoft.com/office/word/2010/wordprocessingGroup" xmlns:wpi="http://schemas.microsoft.com/office/word/2010/wordprocessingInk" xmlns:wne="http://schemas.microsoft.com/office/word/2006/wordml" xmlns:wps="http://schemas.microsoft.com/office/word/2010/wordprocessingShape" mc:Ignorable="w14 w15 w16se wp14">
+  <w:p>
+    <w:pPr>
+      <w:pStyle w:val="Fuzeile"/>
+    </w:pPr>
+  </w:p>
+</w:ftr>
+</file>
+
+<file path=word/footer2.xml><?xml version="1.0" encoding="utf-8"?>
+<w:ftr xmlns:wpc="http://schemas.microsoft.com/office/word/2010/wordprocessingCanvas" xmlns:cx="http://schemas.microsoft.com/office/drawing/2014/chartex" xmlns:cx1="http://schemas.microsoft.com/office/drawing/2015/9/8/chartex" xmlns:mc="http://schemas.openxmlformats.org/markup-compatibility/2006" xmlns:o="urn:schemas-microsoft-com:office:office" xmlns:r="http://schemas.openxmlformats.org/officeDocument/2006/relationships" xmlns:m="http://schemas.openxmlformats.org/officeDocument/2006/math" xmlns:v="urn:schemas-microsoft-com:vml" xmlns:wp14="http://schemas.microsoft.com/office/word/2010/wordprocessingDrawing" xmlns:wp="http://schemas.openxmlformats.org/drawingml/2006/wordprocessingDrawing" xmlns:w10="urn:schemas-microsoft-com:office:word" xmlns:w="http://schemas.openxmlformats.org/wordprocessingml/2006/main" xmlns:w14="http://schemas.microsoft.com/office/word/2010/wordml" xmlns:w15="http://schemas.microsoft.com/office/word/2012/wordml" xmlns:w16se="http://schemas.microsoft.com/office/word/2015/wordml/symex" xmlns:wpg="http://schemas.microsoft.com/office/word/2010/wordprocessingGroup" xmlns:wpi="http://schemas.microsoft.com/office/word/2010/wordprocessingInk" xmlns:wne="http://schemas.microsoft.com/office/word/2006/wordml" xmlns:wps="http://schemas.microsoft.com/office/word/2010/wordprocessingShape" mc:Ignorable="w14 w15 w16se wp14">
+  <w:p>
+    <w:pPr>
+      <w:pStyle w:val="Fuzeile"/>
+    </w:pPr>
+  </w:p>
+</w:ftr>
+</file>
+
+<file path=word/footer3.xml><?xml version="1.0" encoding="utf-8"?>
+<w:ftr xmlns:wpc="http://schemas.microsoft.com/office/word/2010/wordprocessingCanvas" xmlns:cx="http://schemas.microsoft.com/office/drawing/2014/chartex" xmlns:cx1="http://schemas.microsoft.com/office/drawing/2015/9/8/chartex" xmlns:mc="http://schemas.openxmlformats.org/markup-compatibility/2006" xmlns:o="urn:schemas-microsoft-com:office:office" xmlns:r="http://schemas.openxmlformats.org/officeDocument/2006/relationships" xmlns:m="http://schemas.openxmlformats.org/officeDocument/2006/math" xmlns:v="urn:schemas-microsoft-com:vml" xmlns:wp14="http://schemas.microsoft.com/office/word/2010/wordprocessingDrawing" xmlns:wp="http://schemas.openxmlformats.org/drawingml/2006/wordprocessingDrawing" xmlns:w10="urn:schemas-microsoft-com:office:word" xmlns:w="http://schemas.openxmlformats.org/wordprocessingml/2006/main" xmlns:w14="http://schemas.microsoft.com/office/word/2010/wordml" xmlns:w15="http://schemas.microsoft.com/office/word/2012/wordml" xmlns:w16se="http://schemas.microsoft.com/office/word/2015/wordml/symex" xmlns:wpg="http://schemas.microsoft.com/office/word/2010/wordprocessingGroup" xmlns:wpi="http://schemas.microsoft.com/office/word/2010/wordprocessingInk" xmlns:wne="http://schemas.microsoft.com/office/word/2006/wordml" xmlns:wps="http://schemas.microsoft.com/office/word/2010/wordprocessingShape" mc:Ignorable="w14 w15 w16se wp14">
+  <w:p>
+    <w:pPr>
+      <w:pStyle w:val="Fuzeile"/>
+    </w:pPr>
+  </w:p>
+</w:ftr>
+</file>
+
 <file path=word/footnotes.xml><?xml version="1.0" encoding="utf-8"?>
-<w:footnotes xmlns:wpc="http://schemas.microsoft.com/office/word/2010/wordprocessingCanvas" xmlns:cx="http://schemas.microsoft.com/office/drawing/2014/chartex" xmlns:mc="http://schemas.openxmlformats.org/markup-compatibility/2006" xmlns:o="urn:schemas-microsoft-com:office:office" xmlns:r="http://schemas.openxmlformats.org/officeDocument/2006/relationships" xmlns:m="http://schemas.openxmlformats.org/officeDocument/2006/math" xmlns:v="urn:schemas-microsoft-com:vml" xmlns:wp14="http://schemas.microsoft.com/office/word/2010/wordprocessingDrawing" xmlns:wp="http://schemas.openxmlformats.org/drawingml/2006/wordprocessingDrawing" xmlns:w10="urn:schemas-microsoft-com:office:word" xmlns:w="http://schemas.openxmlformats.org/wordprocessingml/2006/main" xmlns:w14="http://schemas.microsoft.com/office/word/2010/wordml" xmlns:w15="http://schemas.microsoft.com/office/word/2012/wordml" xmlns:w16se="http://schemas.microsoft.com/office/word/2015/wordml/symex" xmlns:wpg="http://schemas.microsoft.com/office/word/2010/wordprocessingGroup" xmlns:wpi="http://schemas.microsoft.com/office/word/2010/wordprocessingInk" xmlns:wne="http://schemas.microsoft.com/office/word/2006/wordml" xmlns:wps="http://schemas.microsoft.com/office/word/2010/wordprocessingShape" mc:Ignorable="w14 w15 w16se wp14">
+<w:footnotes xmlns:wpc="http://schemas.microsoft.com/office/word/2010/wordprocessingCanvas" xmlns:cx="http://schemas.microsoft.com/office/drawing/2014/chartex" xmlns:cx1="http://schemas.microsoft.com/office/drawing/2015/9/8/chartex" xmlns:mc="http://schemas.openxmlformats.org/markup-compatibility/2006" xmlns:o="urn:schemas-microsoft-com:office:office" xmlns:r="http://schemas.openxmlformats.org/officeDocument/2006/relationships" xmlns:m="http://schemas.openxmlformats.org/officeDocument/2006/math" xmlns:v="urn:schemas-microsoft-com:vml" xmlns:wp14="http://schemas.microsoft.com/office/word/2010/wordprocessingDrawing" xmlns:wp="http://schemas.openxmlformats.org/drawingml/2006/wordprocessingDrawing" xmlns:w10="urn:schemas-microsoft-com:office:word" xmlns:w="http://schemas.openxmlformats.org/wordprocessingml/2006/main" xmlns:w14="http://schemas.microsoft.com/office/word/2010/wordml" xmlns:w15="http://schemas.microsoft.com/office/word/2012/wordml" xmlns:w16se="http://schemas.microsoft.com/office/word/2015/wordml/symex" xmlns:wpg="http://schemas.microsoft.com/office/word/2010/wordprocessingGroup" xmlns:wpi="http://schemas.microsoft.com/office/word/2010/wordprocessingInk" xmlns:wne="http://schemas.microsoft.com/office/word/2006/wordml" xmlns:wps="http://schemas.microsoft.com/office/word/2010/wordprocessingShape" mc:Ignorable="w14 w15 w16se wp14">
   <w:footnote w:type="separator" w:id="-1">
     <w:p>
       <w:r>
@@ -4287,296 +2603,36 @@
 </file>
 
 <file path=word/header1.xml><?xml version="1.0" encoding="utf-8"?>
-<w:hdr xmlns:wpc="http://schemas.microsoft.com/office/word/2010/wordprocessingCanvas" xmlns:cx="http://schemas.microsoft.com/office/drawing/2014/chartex" xmlns:mc="http://schemas.openxmlformats.org/markup-compatibility/2006" xmlns:o="urn:schemas-microsoft-com:office:office" xmlns:r="http://schemas.openxmlformats.org/officeDocument/2006/relationships" xmlns:m="http://schemas.openxmlformats.org/officeDocument/2006/math" xmlns:v="urn:schemas-microsoft-com:vml" xmlns:wp14="http://schemas.microsoft.com/office/word/2010/wordprocessingDrawing" xmlns:wp="http://schemas.openxmlformats.org/drawingml/2006/wordprocessingDrawing" xmlns:w10="urn:schemas-microsoft-com:office:word" xmlns:w="http://schemas.openxmlformats.org/wordprocessingml/2006/main" xmlns:w14="http://schemas.microsoft.com/office/word/2010/wordml" xmlns:w15="http://schemas.microsoft.com/office/word/2012/wordml" xmlns:w16se="http://schemas.microsoft.com/office/word/2015/wordml/symex" xmlns:wpg="http://schemas.microsoft.com/office/word/2010/wordprocessingGroup" xmlns:wpi="http://schemas.microsoft.com/office/word/2010/wordprocessingInk" xmlns:wne="http://schemas.microsoft.com/office/word/2006/wordml" xmlns:wps="http://schemas.microsoft.com/office/word/2010/wordprocessingShape" mc:Ignorable="w14 w15 w16se wp14">
-  <w:tbl>
-    <w:tblPr>
-      <w:tblW w:w="10008" w:type="dxa"/>
-      <w:tblBorders>
-        <w:top w:val="single" w:sz="4" w:space="0" w:color="auto"/>
-        <w:left w:val="single" w:sz="4" w:space="0" w:color="auto"/>
-        <w:bottom w:val="single" w:sz="4" w:space="0" w:color="auto"/>
-        <w:right w:val="single" w:sz="4" w:space="0" w:color="auto"/>
-        <w:insideH w:val="single" w:sz="4" w:space="0" w:color="auto"/>
-        <w:insideV w:val="single" w:sz="4" w:space="0" w:color="auto"/>
-      </w:tblBorders>
-      <w:tblLook w:val="01E0" w:firstRow="1" w:lastRow="1" w:firstColumn="1" w:lastColumn="1" w:noHBand="0" w:noVBand="0"/>
-    </w:tblPr>
-    <w:tblGrid>
-      <w:gridCol w:w="2771"/>
-      <w:gridCol w:w="2291"/>
-      <w:gridCol w:w="2066"/>
-      <w:gridCol w:w="2880"/>
-    </w:tblGrid>
-    <w:tr>
-      <w:trPr>
-        <w:trHeight w:hRule="exact" w:val="868"/>
-      </w:trPr>
-      <w:tc>
-        <w:tcPr>
-          <w:tcW w:w="2771" w:type="dxa"/>
-          <w:vAlign w:val="center"/>
-        </w:tcPr>
-        <w:p>
-          <w:pPr>
-            <w:jc w:val="center"/>
-            <w:rPr>
-              <w:rFonts w:ascii="Arial" w:hAnsi="Arial" w:cs="Arial"/>
-            </w:rPr>
-          </w:pPr>
-          <w:r>
-            <w:rPr>
-              <w:rFonts w:ascii="Arial" w:hAnsi="Arial" w:cs="Arial"/>
-              <w:noProof/>
-            </w:rPr>
-            <w:drawing>
-              <wp:inline distT="0" distB="0" distL="0" distR="0" wp14:anchorId="36F65EAD" wp14:editId="249AD65C">
-                <wp:extent cx="1209675" cy="381000"/>
-                <wp:effectExtent l="0" t="0" r="9525" b="0"/>
-                <wp:docPr id="1" name="Bild 1" descr="logo_kurz.jpg"/>
-                <wp:cNvGraphicFramePr>
-                  <a:graphicFrameLocks xmlns:a="http://schemas.openxmlformats.org/drawingml/2006/main" noChangeAspect="1"/>
-                </wp:cNvGraphicFramePr>
-                <a:graphic xmlns:a="http://schemas.openxmlformats.org/drawingml/2006/main">
-                  <a:graphicData uri="http://schemas.openxmlformats.org/drawingml/2006/picture">
-                    <pic:pic xmlns:pic="http://schemas.openxmlformats.org/drawingml/2006/picture">
-                      <pic:nvPicPr>
-                        <pic:cNvPr id="0" name="Picture 1" descr="logo_kurz.jpg"/>
-                        <pic:cNvPicPr>
-                          <a:picLocks noChangeAspect="1" noChangeArrowheads="1"/>
-                        </pic:cNvPicPr>
-                      </pic:nvPicPr>
-                      <pic:blipFill>
-                        <a:blip r:embed="rId1">
-                          <a:extLst>
-                            <a:ext uri="{28A0092B-C50C-407E-A947-70E740481C1C}">
-                              <a14:useLocalDpi xmlns:a14="http://schemas.microsoft.com/office/drawing/2010/main" val="0"/>
-                            </a:ext>
-                          </a:extLst>
-                        </a:blip>
-                        <a:srcRect l="12132" t="32092" r="16966" b="36319"/>
-                        <a:stretch>
-                          <a:fillRect/>
-                        </a:stretch>
-                      </pic:blipFill>
-                      <pic:spPr bwMode="auto">
-                        <a:xfrm>
-                          <a:off x="0" y="0"/>
-                          <a:ext cx="1209675" cy="381000"/>
-                        </a:xfrm>
-                        <a:prstGeom prst="rect">
-                          <a:avLst/>
-                        </a:prstGeom>
-                        <a:noFill/>
-                        <a:ln>
-                          <a:noFill/>
-                        </a:ln>
-                      </pic:spPr>
-                    </pic:pic>
-                  </a:graphicData>
-                </a:graphic>
-              </wp:inline>
-            </w:drawing>
-          </w:r>
-        </w:p>
-      </w:tc>
-      <w:tc>
-        <w:tcPr>
-          <w:tcW w:w="4357" w:type="dxa"/>
-          <w:gridSpan w:val="2"/>
-          <w:vAlign w:val="center"/>
-        </w:tcPr>
-        <w:p>
-          <w:pPr>
-            <w:jc w:val="center"/>
-            <w:rPr>
-              <w:rFonts w:ascii="Arial" w:hAnsi="Arial" w:cs="Arial"/>
-              <w:b/>
-              <w:sz w:val="22"/>
-              <w:szCs w:val="22"/>
-            </w:rPr>
-          </w:pPr>
-          <w:r>
-            <w:rPr>
-              <w:rFonts w:ascii="Arial" w:hAnsi="Arial" w:cs="Arial"/>
-              <w:b/>
-              <w:sz w:val="22"/>
-              <w:szCs w:val="22"/>
-            </w:rPr>
-            <w:t>VLANs</w:t>
-          </w:r>
-        </w:p>
-        <w:p>
-          <w:pPr>
-            <w:jc w:val="center"/>
-            <w:rPr>
-              <w:rFonts w:ascii="Arial" w:hAnsi="Arial" w:cs="Arial"/>
-              <w:sz w:val="22"/>
-              <w:szCs w:val="22"/>
-            </w:rPr>
-          </w:pPr>
-          <w:r>
-            <w:rPr>
-              <w:rFonts w:ascii="Arial" w:hAnsi="Arial" w:cs="Arial"/>
-              <w:sz w:val="22"/>
-              <w:szCs w:val="22"/>
-            </w:rPr>
-            <w:t>Befehle</w:t>
-          </w:r>
-        </w:p>
-      </w:tc>
-      <w:tc>
-        <w:tcPr>
-          <w:tcW w:w="2835" w:type="dxa"/>
-          <w:vAlign w:val="center"/>
-        </w:tcPr>
-        <w:p>
-          <w:pPr>
-            <w:jc w:val="center"/>
-            <w:rPr>
-              <w:rFonts w:ascii="Arial" w:hAnsi="Arial" w:cs="Arial"/>
-            </w:rPr>
-          </w:pPr>
-          <w:proofErr w:type="spellStart"/>
-          <w:r>
-            <w:rPr>
-              <w:rFonts w:ascii="Arial" w:hAnsi="Arial" w:cs="Arial"/>
-            </w:rPr>
-            <w:t>Infotext</w:t>
-          </w:r>
-          <w:proofErr w:type="spellEnd"/>
-        </w:p>
-      </w:tc>
-    </w:tr>
-    <w:tr>
-      <w:trPr>
-        <w:trHeight w:hRule="exact" w:val="340"/>
-      </w:trPr>
-      <w:tc>
-        <w:tcPr>
-          <w:tcW w:w="2771" w:type="dxa"/>
-          <w:vAlign w:val="center"/>
-        </w:tcPr>
-        <w:p>
-          <w:pPr>
-            <w:rPr>
-              <w:rFonts w:ascii="Arial" w:hAnsi="Arial" w:cs="Arial"/>
-            </w:rPr>
-          </w:pPr>
-          <w:r>
-            <w:rPr>
-              <w:rFonts w:ascii="Arial" w:hAnsi="Arial" w:cs="Arial"/>
-            </w:rPr>
-            <w:t>Name:</w:t>
-          </w:r>
-        </w:p>
-      </w:tc>
-      <w:tc>
-        <w:tcPr>
-          <w:tcW w:w="2291" w:type="dxa"/>
-          <w:vAlign w:val="center"/>
-        </w:tcPr>
-        <w:p>
-          <w:pPr>
-            <w:rPr>
-              <w:rFonts w:ascii="Arial" w:hAnsi="Arial" w:cs="Arial"/>
-            </w:rPr>
-          </w:pPr>
-          <w:r>
-            <w:rPr>
-              <w:rFonts w:ascii="Arial" w:hAnsi="Arial" w:cs="Arial"/>
-            </w:rPr>
-            <w:t>Klasse:</w:t>
-          </w:r>
-        </w:p>
-      </w:tc>
-      <w:tc>
-        <w:tcPr>
-          <w:tcW w:w="2066" w:type="dxa"/>
-          <w:vAlign w:val="center"/>
-        </w:tcPr>
-        <w:p>
-          <w:pPr>
-            <w:rPr>
-              <w:rFonts w:ascii="Arial" w:hAnsi="Arial" w:cs="Arial"/>
-            </w:rPr>
-          </w:pPr>
-          <w:r>
-            <w:rPr>
-              <w:rFonts w:ascii="Arial" w:hAnsi="Arial" w:cs="Arial"/>
-            </w:rPr>
-            <w:t>Datum:</w:t>
-          </w:r>
-        </w:p>
-      </w:tc>
-      <w:tc>
-        <w:tcPr>
-          <w:tcW w:w="2880" w:type="dxa"/>
-          <w:vAlign w:val="center"/>
-        </w:tcPr>
-        <w:p>
-          <w:pPr>
-            <w:tabs>
-              <w:tab w:val="left" w:pos="582"/>
-              <w:tab w:val="left" w:pos="822"/>
-              <w:tab w:val="left" w:pos="1422"/>
-            </w:tabs>
-            <w:rPr>
-              <w:rFonts w:ascii="Arial" w:hAnsi="Arial" w:cs="Arial"/>
-            </w:rPr>
-          </w:pPr>
-          <w:r>
-            <w:rPr>
-              <w:rFonts w:ascii="Arial" w:hAnsi="Arial" w:cs="Arial"/>
-            </w:rPr>
-            <w:t>Blatt-</w:t>
-          </w:r>
-          <w:r>
-            <w:rPr>
-              <w:rFonts w:ascii="Arial" w:hAnsi="Arial" w:cs="Arial"/>
-            </w:rPr>
-            <w:t xml:space="preserve">Nr.: </w:t>
-          </w:r>
-          <w:r>
-            <w:rPr>
-              <w:rFonts w:ascii="Arial" w:hAnsi="Arial" w:cs="Arial"/>
-            </w:rPr>
-            <w:fldChar w:fldCharType="begin"/>
-          </w:r>
-          <w:r>
-            <w:rPr>
-              <w:rFonts w:ascii="Arial" w:hAnsi="Arial" w:cs="Arial"/>
-            </w:rPr>
-            <w:instrText xml:space="preserve"> PAGE   \* MERGEFORMAT </w:instrText>
-          </w:r>
-          <w:r>
-            <w:rPr>
-              <w:rFonts w:ascii="Arial" w:hAnsi="Arial" w:cs="Arial"/>
-            </w:rPr>
-            <w:fldChar w:fldCharType="separate"/>
-          </w:r>
-          <w:r>
-            <w:rPr>
-              <w:rFonts w:ascii="Arial" w:hAnsi="Arial" w:cs="Arial"/>
-              <w:noProof/>
-            </w:rPr>
-            <w:t>3</w:t>
-          </w:r>
-          <w:r>
-            <w:rPr>
-              <w:rFonts w:ascii="Arial" w:hAnsi="Arial" w:cs="Arial"/>
-            </w:rPr>
-            <w:fldChar w:fldCharType="end"/>
-          </w:r>
-        </w:p>
-      </w:tc>
-    </w:tr>
-  </w:tbl>
-  <w:p/>
+<w:hdr xmlns:wpc="http://schemas.microsoft.com/office/word/2010/wordprocessingCanvas" xmlns:cx="http://schemas.microsoft.com/office/drawing/2014/chartex" xmlns:cx1="http://schemas.microsoft.com/office/drawing/2015/9/8/chartex" xmlns:mc="http://schemas.openxmlformats.org/markup-compatibility/2006" xmlns:o="urn:schemas-microsoft-com:office:office" xmlns:r="http://schemas.openxmlformats.org/officeDocument/2006/relationships" xmlns:m="http://schemas.openxmlformats.org/officeDocument/2006/math" xmlns:v="urn:schemas-microsoft-com:vml" xmlns:wp14="http://schemas.microsoft.com/office/word/2010/wordprocessingDrawing" xmlns:wp="http://schemas.openxmlformats.org/drawingml/2006/wordprocessingDrawing" xmlns:w10="urn:schemas-microsoft-com:office:word" xmlns:w="http://schemas.openxmlformats.org/wordprocessingml/2006/main" xmlns:w14="http://schemas.microsoft.com/office/word/2010/wordml" xmlns:w15="http://schemas.microsoft.com/office/word/2012/wordml" xmlns:w16se="http://schemas.microsoft.com/office/word/2015/wordml/symex" xmlns:wpg="http://schemas.microsoft.com/office/word/2010/wordprocessingGroup" xmlns:wpi="http://schemas.microsoft.com/office/word/2010/wordprocessingInk" xmlns:wne="http://schemas.microsoft.com/office/word/2006/wordml" xmlns:wps="http://schemas.microsoft.com/office/word/2010/wordprocessingShape" mc:Ignorable="w14 w15 w16se wp14">
+  <w:p>
+    <w:pPr>
+      <w:pStyle w:val="Kopfzeile"/>
+    </w:pPr>
+  </w:p>
+</w:hdr>
+</file>
+
+<file path=word/header2.xml><?xml version="1.0" encoding="utf-8"?>
+<w:hdr xmlns:wpc="http://schemas.microsoft.com/office/word/2010/wordprocessingCanvas" xmlns:cx="http://schemas.microsoft.com/office/drawing/2014/chartex" xmlns:cx1="http://schemas.microsoft.com/office/drawing/2015/9/8/chartex" xmlns:mc="http://schemas.openxmlformats.org/markup-compatibility/2006" xmlns:o="urn:schemas-microsoft-com:office:office" xmlns:r="http://schemas.openxmlformats.org/officeDocument/2006/relationships" xmlns:m="http://schemas.openxmlformats.org/officeDocument/2006/math" xmlns:v="urn:schemas-microsoft-com:vml" xmlns:wp14="http://schemas.microsoft.com/office/word/2010/wordprocessingDrawing" xmlns:wp="http://schemas.openxmlformats.org/drawingml/2006/wordprocessingDrawing" xmlns:w10="urn:schemas-microsoft-com:office:word" xmlns:w="http://schemas.openxmlformats.org/wordprocessingml/2006/main" xmlns:w14="http://schemas.microsoft.com/office/word/2010/wordml" xmlns:w15="http://schemas.microsoft.com/office/word/2012/wordml" xmlns:w16se="http://schemas.microsoft.com/office/word/2015/wordml/symex" xmlns:wpg="http://schemas.microsoft.com/office/word/2010/wordprocessingGroup" xmlns:wpi="http://schemas.microsoft.com/office/word/2010/wordprocessingInk" xmlns:wne="http://schemas.microsoft.com/office/word/2006/wordml" xmlns:wps="http://schemas.microsoft.com/office/word/2010/wordprocessingShape" mc:Ignorable="w14 w15 w16se wp14">
+  <w:p>
+    <w:bookmarkStart w:id="0" w:name="_GoBack"/>
+    <w:bookmarkEnd w:id="0"/>
+  </w:p>
+</w:hdr>
+</file>
+
+<file path=word/header3.xml><?xml version="1.0" encoding="utf-8"?>
+<w:hdr xmlns:wpc="http://schemas.microsoft.com/office/word/2010/wordprocessingCanvas" xmlns:cx="http://schemas.microsoft.com/office/drawing/2014/chartex" xmlns:cx1="http://schemas.microsoft.com/office/drawing/2015/9/8/chartex" xmlns:mc="http://schemas.openxmlformats.org/markup-compatibility/2006" xmlns:o="urn:schemas-microsoft-com:office:office" xmlns:r="http://schemas.openxmlformats.org/officeDocument/2006/relationships" xmlns:m="http://schemas.openxmlformats.org/officeDocument/2006/math" xmlns:v="urn:schemas-microsoft-com:vml" xmlns:wp14="http://schemas.microsoft.com/office/word/2010/wordprocessingDrawing" xmlns:wp="http://schemas.openxmlformats.org/drawingml/2006/wordprocessingDrawing" xmlns:w10="urn:schemas-microsoft-com:office:word" xmlns:w="http://schemas.openxmlformats.org/wordprocessingml/2006/main" xmlns:w14="http://schemas.microsoft.com/office/word/2010/wordml" xmlns:w15="http://schemas.microsoft.com/office/word/2012/wordml" xmlns:w16se="http://schemas.microsoft.com/office/word/2015/wordml/symex" xmlns:wpg="http://schemas.microsoft.com/office/word/2010/wordprocessingGroup" xmlns:wpi="http://schemas.microsoft.com/office/word/2010/wordprocessingInk" xmlns:wne="http://schemas.microsoft.com/office/word/2006/wordml" xmlns:wps="http://schemas.microsoft.com/office/word/2010/wordprocessingShape" mc:Ignorable="w14 w15 w16se wp14">
+  <w:p>
+    <w:pPr>
+      <w:pStyle w:val="Kopfzeile"/>
+    </w:pPr>
+  </w:p>
 </w:hdr>
 </file>
 
 <file path=word/numbering.xml><?xml version="1.0" encoding="utf-8"?>
-<w:numbering xmlns:wpc="http://schemas.microsoft.com/office/word/2010/wordprocessingCanvas" xmlns:cx="http://schemas.microsoft.com/office/drawing/2014/chartex" xmlns:mc="http://schemas.openxmlformats.org/markup-compatibility/2006" xmlns:o="urn:schemas-microsoft-com:office:office" xmlns:r="http://schemas.openxmlformats.org/officeDocument/2006/relationships" xmlns:m="http://schemas.openxmlformats.org/officeDocument/2006/math" xmlns:v="urn:schemas-microsoft-com:vml" xmlns:wp14="http://schemas.microsoft.com/office/word/2010/wordprocessingDrawing" xmlns:wp="http://schemas.openxmlformats.org/drawingml/2006/wordprocessingDrawing" xmlns:w10="urn:schemas-microsoft-com:office:word" xmlns:w="http://schemas.openxmlformats.org/wordprocessingml/2006/main" xmlns:w14="http://schemas.microsoft.com/office/word/2010/wordml" xmlns:w15="http://schemas.microsoft.com/office/word/2012/wordml" xmlns:w16se="http://schemas.microsoft.com/office/word/2015/wordml/symex" xmlns:wpg="http://schemas.microsoft.com/office/word/2010/wordprocessingGroup" xmlns:wpi="http://schemas.microsoft.com/office/word/2010/wordprocessingInk" xmlns:wne="http://schemas.microsoft.com/office/word/2006/wordml" xmlns:wps="http://schemas.microsoft.com/office/word/2010/wordprocessingShape" mc:Ignorable="w14 w15 w16se wp14">
+<w:numbering xmlns:wpc="http://schemas.microsoft.com/office/word/2010/wordprocessingCanvas" xmlns:cx="http://schemas.microsoft.com/office/drawing/2014/chartex" xmlns:cx1="http://schemas.microsoft.com/office/drawing/2015/9/8/chartex" xmlns:mc="http://schemas.openxmlformats.org/markup-compatibility/2006" xmlns:o="urn:schemas-microsoft-com:office:office" xmlns:r="http://schemas.openxmlformats.org/officeDocument/2006/relationships" xmlns:m="http://schemas.openxmlformats.org/officeDocument/2006/math" xmlns:v="urn:schemas-microsoft-com:vml" xmlns:wp14="http://schemas.microsoft.com/office/word/2010/wordprocessingDrawing" xmlns:wp="http://schemas.openxmlformats.org/drawingml/2006/wordprocessingDrawing" xmlns:w10="urn:schemas-microsoft-com:office:word" xmlns:w="http://schemas.openxmlformats.org/wordprocessingml/2006/main" xmlns:w14="http://schemas.microsoft.com/office/word/2010/wordml" xmlns:w15="http://schemas.microsoft.com/office/word/2012/wordml" xmlns:w16se="http://schemas.microsoft.com/office/word/2015/wordml/symex" xmlns:wpg="http://schemas.microsoft.com/office/word/2010/wordprocessingGroup" xmlns:wpi="http://schemas.microsoft.com/office/word/2010/wordprocessingInk" xmlns:wne="http://schemas.microsoft.com/office/word/2006/wordml" xmlns:wps="http://schemas.microsoft.com/office/word/2010/wordprocessingShape" mc:Ignorable="w14 w15 w16se wp14">
   <w:abstractNum w:abstractNumId="0" w15:restartNumberingAfterBreak="0">
     <w:nsid w:val="FFFFFF7C"/>
     <w:multiLevelType w:val="singleLevel"/>
